--- a/public/tours/international/europe/itineraries/17 Days Ultimate Europe & London Journey.docx
+++ b/public/tours/international/europe/itineraries/17 Days Ultimate Europe & London Journey.docx
@@ -1,6 +1,6 @@
 
 <file path=word/document.xml><?xml version="1.0" encoding="utf-8"?>
-<w:document xmlns:wpc="http://schemas.microsoft.com/office/word/2010/wordprocessingCanvas" xmlns:cx="http://schemas.microsoft.com/office/drawing/2014/chartex" xmlns:cx1="http://schemas.microsoft.com/office/drawing/2015/9/8/chartex" xmlns:cx2="http://schemas.microsoft.com/office/drawing/2015/10/21/chartex" xmlns:cx3="http://schemas.microsoft.com/office/drawing/2016/5/9/chartex" xmlns:cx4="http://schemas.microsoft.com/office/drawing/2016/5/10/chartex" xmlns:cx5="http://schemas.microsoft.com/office/drawing/2016/5/11/chartex" xmlns:cx6="http://schemas.microsoft.com/office/drawing/2016/5/12/chartex" xmlns:cx7="http://schemas.microsoft.com/office/drawing/2016/5/13/chartex" xmlns:cx8="http://schemas.microsoft.com/office/drawing/2016/5/14/chartex" xmlns:mc="http://schemas.openxmlformats.org/markup-compatibility/2006" xmlns:aink="http://schemas.microsoft.com/office/drawing/2016/ink" xmlns:am3d="http://schemas.microsoft.com/office/drawing/2017/model3d" xmlns:o="urn:schemas-microsoft-com:office:office" xmlns:oel="http://schemas.microsoft.com/office/2019/extlst" xmlns:r="http://schemas.openxmlformats.org/officeDocument/2006/relationships" xmlns:m="http://schemas.openxmlformats.org/officeDocument/2006/math" xmlns:v="urn:schemas-microsoft-com:vml" xmlns:wp14="http://schemas.microsoft.com/office/word/2010/wordprocessingDrawing" xmlns:wp="http://schemas.openxmlformats.org/drawingml/2006/wordprocessingDrawing" xmlns:w10="urn:schemas-microsoft-com:office:word" xmlns:w="http://schemas.openxmlformats.org/wordprocessingml/2006/main" xmlns:w14="http://schemas.microsoft.com/office/word/2010/wordml" xmlns:w15="http://schemas.microsoft.com/office/word/2012/wordml" xmlns:w16cex="http://schemas.microsoft.com/office/word/2018/wordml/cex" xmlns:w16cid="http://schemas.microsoft.com/office/word/2016/wordml/cid" xmlns:w16="http://schemas.microsoft.com/office/word/2018/wordml" xmlns:w16du="http://schemas.microsoft.com/office/word/2023/wordml/word16du" xmlns:w16sdtdh="http://schemas.microsoft.com/office/word/2020/wordml/sdtdatahash" xmlns:w16sdtfl="http://schemas.microsoft.com/office/word/2024/wordml/sdtformatlock" xmlns:w16se="http://schemas.microsoft.com/office/word/2015/wordml/symex" xmlns:wpg="http://schemas.microsoft.com/office/word/2010/wordprocessingGroup" xmlns:wpi="http://schemas.microsoft.com/office/word/2010/wordprocessingInk" xmlns:wne="http://schemas.microsoft.com/office/word/2006/wordml" xmlns:wps="http://schemas.microsoft.com/office/word/2010/wordprocessingShape" mc:Ignorable="w14 w15 w16se w16cid w16 w16cex w16sdtdh w16sdtfl w16du wp14">
+<w:document xmlns:wpc="http://schemas.microsoft.com/office/word/2010/wordprocessingCanvas" xmlns:cx="http://schemas.microsoft.com/office/drawing/2014/chartex" xmlns:cx1="http://schemas.microsoft.com/office/drawing/2015/9/8/chartex" xmlns:cx2="http://schemas.microsoft.com/office/drawing/2015/10/21/chartex" xmlns:cx3="http://schemas.microsoft.com/office/drawing/2016/5/9/chartex" xmlns:cx4="http://schemas.microsoft.com/office/drawing/2016/5/10/chartex" xmlns:cx5="http://schemas.microsoft.com/office/drawing/2016/5/11/chartex" xmlns:cx6="http://schemas.microsoft.com/office/drawing/2016/5/12/chartex" xmlns:cx7="http://schemas.microsoft.com/office/drawing/2016/5/13/chartex" xmlns:cx8="http://schemas.microsoft.com/office/drawing/2016/5/14/chartex" xmlns:mc="http://schemas.openxmlformats.org/markup-compatibility/2006" xmlns:aink="http://schemas.microsoft.com/office/drawing/2016/ink" xmlns:am3d="http://schemas.microsoft.com/office/drawing/2017/model3d" xmlns:o="urn:schemas-microsoft-com:office:office" xmlns:r="http://schemas.openxmlformats.org/officeDocument/2006/relationships" xmlns:m="http://schemas.openxmlformats.org/officeDocument/2006/math" xmlns:v="urn:schemas-microsoft-com:vml" xmlns:wp14="http://schemas.microsoft.com/office/word/2010/wordprocessingDrawing" xmlns:wp="http://schemas.openxmlformats.org/drawingml/2006/wordprocessingDrawing" xmlns:w10="urn:schemas-microsoft-com:office:word" xmlns:w="http://schemas.openxmlformats.org/wordprocessingml/2006/main" xmlns:w14="http://schemas.microsoft.com/office/word/2010/wordml" xmlns:w15="http://schemas.microsoft.com/office/word/2012/wordml" xmlns:w16cid="http://schemas.microsoft.com/office/word/2016/wordml/cid" xmlns:w16se="http://schemas.microsoft.com/office/word/2015/wordml/symex" xmlns:wpg="http://schemas.microsoft.com/office/word/2010/wordprocessingGroup" xmlns:wpi="http://schemas.microsoft.com/office/word/2010/wordprocessingInk" xmlns:wne="http://schemas.microsoft.com/office/word/2006/wordml" xmlns:wps="http://schemas.microsoft.com/office/word/2010/wordprocessingShape" mc:Ignorable="w14 w15 w16se w16cid wp14">
   <w:body>
     <w:p>
       <w:pPr>
@@ -35,7 +35,7 @@
           <w:lang w:val="en-IN"/>
         </w:rPr>
         <w:pict w14:anchorId="3ED843C1">
-          <v:rect id="_x0000_i1041" style="width:0;height:1.5pt" o:hralign="center" o:hrstd="t" o:hr="t" fillcolor="#a0a0a0" stroked="f"/>
+          <v:rect id="_x0000_i1025" style="width:0;height:1.5pt" o:hralign="center" o:hrstd="t" o:hr="t" fillcolor="#a0a0a0" stroked="f"/>
         </w:pict>
       </w:r>
       <w:r>
@@ -69,7 +69,23 @@
           <w:rFonts w:ascii="Arial" w:hAnsi="Arial" w:cs="Arial"/>
           <w:lang w:val="en-IN"/>
         </w:rPr>
-        <w:t>Embark on an incredible 17-day European journey covering some of the most iconic destinations including Italy, Austria, Switzerland, Liechtenstein, Germany, Netherlands, Belgium, France, and the United Kingdom. This tour offers a perfect blend of historical landmarks, scenic beauty, cultural experiences, and world-famous attractions, ensuring a memorable travel experience for group travelers.</w:t>
+        <w:t xml:space="preserve">Embark on an incredible 17-day European journey covering some of the most iconic destinations including Italy, Austria, Switzerland, Liechtenstein, Germany, Netherlands, Belgium, France, and the United Kingdom. This tour offers a perfect blend of historical landmarks, scenic beauty, cultural experiences, and world-famous attractions, ensuring a memorable travel experience for group </w:t>
+      </w:r>
+      <w:proofErr w:type="spellStart"/>
+      <w:r>
+        <w:rPr>
+          <w:rFonts w:ascii="Arial" w:hAnsi="Arial" w:cs="Arial"/>
+          <w:lang w:val="en-IN"/>
+        </w:rPr>
+        <w:t>travelers</w:t>
+      </w:r>
+      <w:proofErr w:type="spellEnd"/>
+      <w:r>
+        <w:rPr>
+          <w:rFonts w:ascii="Arial" w:hAnsi="Arial" w:cs="Arial"/>
+          <w:lang w:val="en-IN"/>
+        </w:rPr>
+        <w:t>.</w:t>
       </w:r>
     </w:p>
     <w:p>
@@ -85,7 +101,7 @@
           <w:lang w:val="en-IN"/>
         </w:rPr>
         <w:pict w14:anchorId="3C697F89">
-          <v:rect id="_x0000_i1025" style="width:0;height:1.5pt" o:hralign="center" o:hrstd="t" o:hr="t" fillcolor="#a0a0a0" stroked="f"/>
+          <v:rect id="_x0000_i1026" style="width:0;height:1.5pt" o:hralign="center" o:hrstd="t" o:hr="t" fillcolor="#a0a0a0" stroked="f"/>
         </w:pict>
       </w:r>
     </w:p>
@@ -200,7 +216,23 @@
           <w:rFonts w:ascii="Arial" w:hAnsi="Arial" w:cs="Arial"/>
           <w:lang w:val="en-IN"/>
         </w:rPr>
-        <w:t xml:space="preserve">Excursion to Mt. Titlis with Ice Flyer </w:t>
+        <w:t xml:space="preserve">Excursion to Mt. </w:t>
+      </w:r>
+      <w:proofErr w:type="spellStart"/>
+      <w:r>
+        <w:rPr>
+          <w:rFonts w:ascii="Arial" w:hAnsi="Arial" w:cs="Arial"/>
+          <w:lang w:val="en-IN"/>
+        </w:rPr>
+        <w:t>Titlis</w:t>
+      </w:r>
+      <w:proofErr w:type="spellEnd"/>
+      <w:r>
+        <w:rPr>
+          <w:rFonts w:ascii="Arial" w:hAnsi="Arial" w:cs="Arial"/>
+          <w:lang w:val="en-IN"/>
+        </w:rPr>
+        <w:t xml:space="preserve"> with Ice Flyer </w:t>
       </w:r>
     </w:p>
     <w:p>
@@ -349,7 +381,7 @@
           <w:lang w:val="en-IN"/>
         </w:rPr>
         <w:pict w14:anchorId="364E75D9">
-          <v:rect id="_x0000_i1026" style="width:0;height:1.5pt" o:hralign="center" o:hrstd="t" o:hr="t" fillcolor="#a0a0a0" stroked="f"/>
+          <v:rect id="_x0000_i1027" style="width:0;height:1.5pt" o:hralign="center" o:hrstd="t" o:hr="t" fillcolor="#a0a0a0" stroked="f"/>
         </w:pict>
       </w:r>
     </w:p>
@@ -386,24 +418,30 @@
         </w:rPr>
         <w:t xml:space="preserve"> </w:t>
       </w:r>
-      <w:r>
+    </w:p>
+    <w:p>
+      <w:pPr>
+        <w:pStyle w:val="Heading3"/>
+        <w:numPr>
+          <w:ilvl w:val="0"/>
+          <w:numId w:val="8"/>
+        </w:numPr>
         <w:rPr>
           <w:rFonts w:ascii="Arial" w:eastAsia="Arial MT" w:hAnsi="Arial" w:cs="Arial"/>
           <w:color w:val="auto"/>
           <w:sz w:val="22"/>
           <w:szCs w:val="22"/>
-          <w:lang w:val="en-IN"/>
-        </w:rPr>
-        <w:br/>
-      </w:r>
+        </w:rPr>
+      </w:pPr>
       <w:r>
         <w:rPr>
           <w:rFonts w:ascii="Arial" w:eastAsia="Arial MT" w:hAnsi="Arial" w:cs="Arial"/>
           <w:color w:val="auto"/>
           <w:sz w:val="22"/>
           <w:szCs w:val="22"/>
-        </w:rPr>
-        <w:t>Rome – Mercure Rome West (2N)</w:t>
+          <w:lang w:val="en-IN"/>
+        </w:rPr>
+        <w:br/>
       </w:r>
       <w:r>
         <w:rPr>
@@ -412,19 +450,23 @@
           <w:sz w:val="22"/>
           <w:szCs w:val="22"/>
         </w:rPr>
-        <w:br/>
-        <w:t>Florence – Hotel Miro (1N)</w:t>
-      </w:r>
-      <w:r>
+        <w:t>Rome – Mercure Rome West (2N)</w:t>
+      </w:r>
+    </w:p>
+    <w:p>
+      <w:pPr>
+        <w:pStyle w:val="Heading3"/>
+        <w:numPr>
+          <w:ilvl w:val="0"/>
+          <w:numId w:val="8"/>
+        </w:numPr>
         <w:rPr>
           <w:rFonts w:ascii="Arial" w:eastAsia="Arial MT" w:hAnsi="Arial" w:cs="Arial"/>
           <w:color w:val="auto"/>
           <w:sz w:val="22"/>
           <w:szCs w:val="22"/>
         </w:rPr>
-        <w:br/>
-        <w:t>Padova – AC Padova (1N)</w:t>
-      </w:r>
+      </w:pPr>
       <w:r>
         <w:rPr>
           <w:rFonts w:ascii="Arial" w:eastAsia="Arial MT" w:hAnsi="Arial" w:cs="Arial"/>
@@ -432,19 +474,23 @@
           <w:sz w:val="22"/>
           <w:szCs w:val="22"/>
         </w:rPr>
-        <w:br/>
-        <w:t>Innsbruck – Hotel Alpenkönig / Hotel Belmont (1N)</w:t>
-      </w:r>
-      <w:r>
+        <w:t>Florence – Hotel Miro (1N)</w:t>
+      </w:r>
+    </w:p>
+    <w:p>
+      <w:pPr>
+        <w:pStyle w:val="Heading3"/>
+        <w:numPr>
+          <w:ilvl w:val="0"/>
+          <w:numId w:val="8"/>
+        </w:numPr>
         <w:rPr>
           <w:rFonts w:ascii="Arial" w:eastAsia="Arial MT" w:hAnsi="Arial" w:cs="Arial"/>
           <w:color w:val="auto"/>
           <w:sz w:val="22"/>
           <w:szCs w:val="22"/>
         </w:rPr>
-        <w:br/>
-        <w:t>Zurich – Mövenpick Regensdorf (2N)</w:t>
-      </w:r>
+      </w:pPr>
       <w:r>
         <w:rPr>
           <w:rFonts w:ascii="Arial" w:eastAsia="Arial MT" w:hAnsi="Arial" w:cs="Arial"/>
@@ -452,19 +498,25 @@
           <w:sz w:val="22"/>
           <w:szCs w:val="22"/>
         </w:rPr>
-        <w:br/>
-        <w:t>Heidelberg – NH Weinheim (1N)</w:t>
-      </w:r>
-      <w:r>
+        <w:t>Padova – AC Padova (1N)</w:t>
+      </w:r>
+      <w:bookmarkStart w:id="0" w:name="_GoBack"/>
+      <w:bookmarkEnd w:id="0"/>
+    </w:p>
+    <w:p>
+      <w:pPr>
+        <w:pStyle w:val="Heading3"/>
+        <w:numPr>
+          <w:ilvl w:val="0"/>
+          <w:numId w:val="8"/>
+        </w:numPr>
         <w:rPr>
           <w:rFonts w:ascii="Arial" w:eastAsia="Arial MT" w:hAnsi="Arial" w:cs="Arial"/>
           <w:color w:val="auto"/>
           <w:sz w:val="22"/>
           <w:szCs w:val="22"/>
         </w:rPr>
-        <w:br/>
-        <w:t>Cologne – Leonardo Hotel Cologne (1N)</w:t>
-      </w:r>
+      </w:pPr>
       <w:r>
         <w:rPr>
           <w:rFonts w:ascii="Arial" w:eastAsia="Arial MT" w:hAnsi="Arial" w:cs="Arial"/>
@@ -472,9 +524,9 @@
           <w:sz w:val="22"/>
           <w:szCs w:val="22"/>
         </w:rPr>
-        <w:br/>
-        <w:t>Amsterdam – Hyatt Palace Airport (1N)</w:t>
-      </w:r>
+        <w:t xml:space="preserve">Innsbruck – Hotel </w:t>
+      </w:r>
+      <w:proofErr w:type="spellStart"/>
       <w:r>
         <w:rPr>
           <w:rFonts w:ascii="Arial" w:eastAsia="Arial MT" w:hAnsi="Arial" w:cs="Arial"/>
@@ -482,9 +534,9 @@
           <w:sz w:val="22"/>
           <w:szCs w:val="22"/>
         </w:rPr>
-        <w:br/>
-        <w:t>Paris – Mercure CDG (3N)</w:t>
-      </w:r>
+        <w:t>Alpenkönig</w:t>
+      </w:r>
+      <w:proofErr w:type="spellEnd"/>
       <w:r>
         <w:rPr>
           <w:rFonts w:ascii="Arial" w:eastAsia="Arial MT" w:hAnsi="Arial" w:cs="Arial"/>
@@ -492,7 +544,191 @@
           <w:sz w:val="22"/>
           <w:szCs w:val="22"/>
         </w:rPr>
-        <w:br/>
+        <w:t xml:space="preserve"> / Hotel Belmont (1N)</w:t>
+      </w:r>
+    </w:p>
+    <w:p>
+      <w:pPr>
+        <w:pStyle w:val="Heading3"/>
+        <w:numPr>
+          <w:ilvl w:val="0"/>
+          <w:numId w:val="8"/>
+        </w:numPr>
+        <w:rPr>
+          <w:rFonts w:ascii="Arial" w:eastAsia="Arial MT" w:hAnsi="Arial" w:cs="Arial"/>
+          <w:color w:val="auto"/>
+          <w:sz w:val="22"/>
+          <w:szCs w:val="22"/>
+        </w:rPr>
+      </w:pPr>
+      <w:r>
+        <w:rPr>
+          <w:rFonts w:ascii="Arial" w:eastAsia="Arial MT" w:hAnsi="Arial" w:cs="Arial"/>
+          <w:color w:val="auto"/>
+          <w:sz w:val="22"/>
+          <w:szCs w:val="22"/>
+        </w:rPr>
+        <w:t xml:space="preserve">Zurich – </w:t>
+      </w:r>
+      <w:proofErr w:type="spellStart"/>
+      <w:r>
+        <w:rPr>
+          <w:rFonts w:ascii="Arial" w:eastAsia="Arial MT" w:hAnsi="Arial" w:cs="Arial"/>
+          <w:color w:val="auto"/>
+          <w:sz w:val="22"/>
+          <w:szCs w:val="22"/>
+        </w:rPr>
+        <w:t>Mövenpick</w:t>
+      </w:r>
+      <w:proofErr w:type="spellEnd"/>
+      <w:r>
+        <w:rPr>
+          <w:rFonts w:ascii="Arial" w:eastAsia="Arial MT" w:hAnsi="Arial" w:cs="Arial"/>
+          <w:color w:val="auto"/>
+          <w:sz w:val="22"/>
+          <w:szCs w:val="22"/>
+        </w:rPr>
+        <w:t xml:space="preserve"> </w:t>
+      </w:r>
+      <w:proofErr w:type="spellStart"/>
+      <w:r>
+        <w:rPr>
+          <w:rFonts w:ascii="Arial" w:eastAsia="Arial MT" w:hAnsi="Arial" w:cs="Arial"/>
+          <w:color w:val="auto"/>
+          <w:sz w:val="22"/>
+          <w:szCs w:val="22"/>
+        </w:rPr>
+        <w:t>Regensdorf</w:t>
+      </w:r>
+      <w:proofErr w:type="spellEnd"/>
+      <w:r>
+        <w:rPr>
+          <w:rFonts w:ascii="Arial" w:eastAsia="Arial MT" w:hAnsi="Arial" w:cs="Arial"/>
+          <w:color w:val="auto"/>
+          <w:sz w:val="22"/>
+          <w:szCs w:val="22"/>
+        </w:rPr>
+        <w:t xml:space="preserve"> (2N)</w:t>
+      </w:r>
+    </w:p>
+    <w:p>
+      <w:pPr>
+        <w:pStyle w:val="Heading3"/>
+        <w:numPr>
+          <w:ilvl w:val="0"/>
+          <w:numId w:val="8"/>
+        </w:numPr>
+        <w:rPr>
+          <w:rFonts w:ascii="Arial" w:eastAsia="Arial MT" w:hAnsi="Arial" w:cs="Arial"/>
+          <w:color w:val="auto"/>
+          <w:sz w:val="22"/>
+          <w:szCs w:val="22"/>
+        </w:rPr>
+      </w:pPr>
+      <w:r>
+        <w:rPr>
+          <w:rFonts w:ascii="Arial" w:eastAsia="Arial MT" w:hAnsi="Arial" w:cs="Arial"/>
+          <w:color w:val="auto"/>
+          <w:sz w:val="22"/>
+          <w:szCs w:val="22"/>
+        </w:rPr>
+        <w:t>Heidelberg – NH Weinheim (1N)</w:t>
+      </w:r>
+    </w:p>
+    <w:p>
+      <w:pPr>
+        <w:pStyle w:val="Heading3"/>
+        <w:numPr>
+          <w:ilvl w:val="0"/>
+          <w:numId w:val="8"/>
+        </w:numPr>
+        <w:rPr>
+          <w:rFonts w:ascii="Arial" w:eastAsia="Arial MT" w:hAnsi="Arial" w:cs="Arial"/>
+          <w:color w:val="auto"/>
+          <w:sz w:val="22"/>
+          <w:szCs w:val="22"/>
+        </w:rPr>
+      </w:pPr>
+      <w:r>
+        <w:rPr>
+          <w:rFonts w:ascii="Arial" w:eastAsia="Arial MT" w:hAnsi="Arial" w:cs="Arial"/>
+          <w:color w:val="auto"/>
+          <w:sz w:val="22"/>
+          <w:szCs w:val="22"/>
+        </w:rPr>
+        <w:t>Cologne – Leonardo Hotel Cologne (1N)</w:t>
+      </w:r>
+    </w:p>
+    <w:p>
+      <w:pPr>
+        <w:pStyle w:val="Heading3"/>
+        <w:numPr>
+          <w:ilvl w:val="0"/>
+          <w:numId w:val="8"/>
+        </w:numPr>
+        <w:rPr>
+          <w:rFonts w:ascii="Arial" w:eastAsia="Arial MT" w:hAnsi="Arial" w:cs="Arial"/>
+          <w:color w:val="auto"/>
+          <w:sz w:val="22"/>
+          <w:szCs w:val="22"/>
+        </w:rPr>
+      </w:pPr>
+      <w:r>
+        <w:rPr>
+          <w:rFonts w:ascii="Arial" w:eastAsia="Arial MT" w:hAnsi="Arial" w:cs="Arial"/>
+          <w:color w:val="auto"/>
+          <w:sz w:val="22"/>
+          <w:szCs w:val="22"/>
+        </w:rPr>
+        <w:t>Amsterdam – Hyatt Palace Airport (1N)</w:t>
+      </w:r>
+    </w:p>
+    <w:p>
+      <w:pPr>
+        <w:pStyle w:val="Heading3"/>
+        <w:numPr>
+          <w:ilvl w:val="0"/>
+          <w:numId w:val="8"/>
+        </w:numPr>
+        <w:rPr>
+          <w:rFonts w:ascii="Arial" w:eastAsia="Arial MT" w:hAnsi="Arial" w:cs="Arial"/>
+          <w:color w:val="auto"/>
+          <w:sz w:val="22"/>
+          <w:szCs w:val="22"/>
+        </w:rPr>
+      </w:pPr>
+      <w:r>
+        <w:rPr>
+          <w:rFonts w:ascii="Arial" w:eastAsia="Arial MT" w:hAnsi="Arial" w:cs="Arial"/>
+          <w:color w:val="auto"/>
+          <w:sz w:val="22"/>
+          <w:szCs w:val="22"/>
+        </w:rPr>
+        <w:t>Paris – Mercure CDG (3N)</w:t>
+      </w:r>
+    </w:p>
+    <w:p>
+      <w:pPr>
+        <w:pStyle w:val="Heading3"/>
+        <w:numPr>
+          <w:ilvl w:val="0"/>
+          <w:numId w:val="8"/>
+        </w:numPr>
+        <w:rPr>
+          <w:rFonts w:ascii="Arial" w:eastAsia="Arial MT" w:hAnsi="Arial" w:cs="Arial"/>
+          <w:color w:val="auto"/>
+          <w:sz w:val="22"/>
+          <w:szCs w:val="22"/>
+          <w:lang w:val="en-IN"/>
+        </w:rPr>
+      </w:pPr>
+      <w:r>
+        <w:rPr>
+          <w:rFonts w:ascii="Arial" w:eastAsia="Arial MT" w:hAnsi="Arial" w:cs="Arial"/>
+          <w:color w:val="auto"/>
+          <w:sz w:val="22"/>
+          <w:szCs w:val="22"/>
+        </w:rPr>
         <w:t>London – Renaissance London Heathrow (3N)</w:t>
       </w:r>
     </w:p>
@@ -511,7 +747,7 @@
           <w:lang w:val="en-IN"/>
         </w:rPr>
         <w:pict w14:anchorId="49A48E3C">
-          <v:rect id="_x0000_i1027" style="width:0;height:1.5pt" o:hralign="center" o:hrstd="t" o:hr="t" fillcolor="#a0a0a0" stroked="f"/>
+          <v:rect id="_x0000_i1028" style="width:0;height:1.5pt" o:hralign="center" o:hrstd="t" o:hr="t" fillcolor="#a0a0a0" stroked="f"/>
         </w:pict>
       </w:r>
       <w:r>
@@ -580,7 +816,23 @@
           <w:lang w:val="en-IN"/>
         </w:rPr>
         <w:br/>
-        <w:t>After breakfast, proceed to Vatican City for a guided city tour covering Vatican Museum, Sistine Chapel, and St. Peter’s Basilica (subject to operation). Later visit the Colosseum area and Trevi Fountain with free time for shopping. Dinner at an Indian restaurant. Overnight stay in Rome.</w:t>
+        <w:t xml:space="preserve">After breakfast, proceed to Vatican City for a guided city tour covering Vatican Museum, Sistine Chapel, and St. Peter’s Basilica (subject to operation). Later visit the Colosseum area and </w:t>
+      </w:r>
+      <w:proofErr w:type="spellStart"/>
+      <w:r>
+        <w:rPr>
+          <w:rFonts w:ascii="Arial" w:hAnsi="Arial" w:cs="Arial"/>
+          <w:lang w:val="en-IN"/>
+        </w:rPr>
+        <w:t>Trevi</w:t>
+      </w:r>
+      <w:proofErr w:type="spellEnd"/>
+      <w:r>
+        <w:rPr>
+          <w:rFonts w:ascii="Arial" w:hAnsi="Arial" w:cs="Arial"/>
+          <w:lang w:val="en-IN"/>
+        </w:rPr>
+        <w:t xml:space="preserve"> Fountain with free time for shopping. Dinner at an Indian restaurant. Overnight stay in Rome.</w:t>
       </w:r>
     </w:p>
     <w:p>
@@ -647,24 +899,9 @@
           <w:bCs/>
           <w:lang w:val="en-IN"/>
         </w:rPr>
-        <w:t>Day 05: Wattens – Innsbruck</w:t>
-      </w:r>
-      <w:r>
-        <w:rPr>
-          <w:rFonts w:ascii="Arial" w:hAnsi="Arial" w:cs="Arial"/>
-          <w:lang w:val="en-IN"/>
-        </w:rPr>
-        <w:br/>
-        <w:t>After breakfast, travel to Wattens to visit Swarovski Crystal Worlds. Continue to Innsbruck for an orientation tour. Dinner and overnight stay in Innsbruck.</w:t>
-      </w:r>
-    </w:p>
-    <w:p>
-      <w:pPr>
-        <w:rPr>
-          <w:rFonts w:ascii="Arial" w:hAnsi="Arial" w:cs="Arial"/>
-          <w:lang w:val="en-IN"/>
-        </w:rPr>
-      </w:pPr>
+        <w:t xml:space="preserve">Day 05: </w:t>
+      </w:r>
+      <w:proofErr w:type="spellStart"/>
       <w:r>
         <w:rPr>
           <w:rFonts w:ascii="Arial" w:hAnsi="Arial" w:cs="Arial"/>
@@ -672,32 +909,9 @@
           <w:bCs/>
           <w:lang w:val="en-IN"/>
         </w:rPr>
-        <w:t>Day 06: Liechtenstein – Zurich</w:t>
-      </w:r>
-      <w:r>
-        <w:rPr>
-          <w:rFonts w:ascii="Arial" w:hAnsi="Arial" w:cs="Arial"/>
-          <w:lang w:val="en-IN"/>
-        </w:rPr>
-        <w:br/>
-        <w:t xml:space="preserve">After breakfast, proceed to Vaduz (Liechtenstein) for an orientation tour including a mini train </w:t>
-      </w:r>
-      <w:r>
-        <w:rPr>
-          <w:rFonts w:ascii="Arial" w:hAnsi="Arial" w:cs="Arial"/>
-          <w:lang w:val="en-IN"/>
-        </w:rPr>
-        <w:lastRenderedPageBreak/>
-        <w:t>ride. Continue to Zurich for a city orientation tour. Dinner and overnight stay in Zurich.</w:t>
-      </w:r>
-    </w:p>
-    <w:p>
-      <w:pPr>
-        <w:rPr>
-          <w:rFonts w:ascii="Arial" w:hAnsi="Arial" w:cs="Arial"/>
-          <w:lang w:val="en-IN"/>
-        </w:rPr>
-      </w:pPr>
+        <w:t>Wattens</w:t>
+      </w:r>
+      <w:proofErr w:type="spellEnd"/>
       <w:r>
         <w:rPr>
           <w:rFonts w:ascii="Arial" w:hAnsi="Arial" w:cs="Arial"/>
@@ -705,7 +919,7 @@
           <w:bCs/>
           <w:lang w:val="en-IN"/>
         </w:rPr>
-        <w:t>Day 07: Engelberg – Mt. Titlis – Lucerne</w:t>
+        <w:t xml:space="preserve"> – Innsbruck</w:t>
       </w:r>
       <w:r>
         <w:rPr>
@@ -713,7 +927,30 @@
           <w:lang w:val="en-IN"/>
         </w:rPr>
         <w:br/>
-        <w:t>After breakfast, proceed to Engelberg and enjoy an excursion to Mt. Titlis with Ice Flyer. Later visit Lucerne for an orientation tour before returning to Zurich. Dinner and overnight stay.</w:t>
+      </w:r>
+      <w:r>
+        <w:rPr>
+          <w:rFonts w:ascii="Arial" w:hAnsi="Arial" w:cs="Arial"/>
+          <w:lang w:val="en-IN"/>
+        </w:rPr>
+        <w:lastRenderedPageBreak/>
+        <w:t xml:space="preserve">After breakfast, travel to </w:t>
+      </w:r>
+      <w:proofErr w:type="spellStart"/>
+      <w:r>
+        <w:rPr>
+          <w:rFonts w:ascii="Arial" w:hAnsi="Arial" w:cs="Arial"/>
+          <w:lang w:val="en-IN"/>
+        </w:rPr>
+        <w:t>Wattens</w:t>
+      </w:r>
+      <w:proofErr w:type="spellEnd"/>
+      <w:r>
+        <w:rPr>
+          <w:rFonts w:ascii="Arial" w:hAnsi="Arial" w:cs="Arial"/>
+          <w:lang w:val="en-IN"/>
+        </w:rPr>
+        <w:t xml:space="preserve"> to visit Swarovski Crystal Worlds. Continue to Innsbruck for an orientation tour. Dinner and overnight stay in Innsbruck.</w:t>
       </w:r>
     </w:p>
     <w:p>
@@ -730,6 +967,128 @@
           <w:bCs/>
           <w:lang w:val="en-IN"/>
         </w:rPr>
+        <w:t>Day 06: Liechtenstein – Zurich</w:t>
+      </w:r>
+      <w:r>
+        <w:rPr>
+          <w:rFonts w:ascii="Arial" w:hAnsi="Arial" w:cs="Arial"/>
+          <w:lang w:val="en-IN"/>
+        </w:rPr>
+        <w:br/>
+        <w:t>After breakfast, proceed to Vaduz (Liechtenstein) for an orientation tour including a mini train ride. Continue to Zurich for a city orientation tour. Dinner and overnight stay in Zurich.</w:t>
+      </w:r>
+    </w:p>
+    <w:p>
+      <w:pPr>
+        <w:rPr>
+          <w:rFonts w:ascii="Arial" w:hAnsi="Arial" w:cs="Arial"/>
+          <w:lang w:val="en-IN"/>
+        </w:rPr>
+      </w:pPr>
+      <w:r>
+        <w:rPr>
+          <w:rFonts w:ascii="Arial" w:hAnsi="Arial" w:cs="Arial"/>
+          <w:b/>
+          <w:bCs/>
+          <w:lang w:val="en-IN"/>
+        </w:rPr>
+        <w:t xml:space="preserve">Day 07: </w:t>
+      </w:r>
+      <w:proofErr w:type="spellStart"/>
+      <w:r>
+        <w:rPr>
+          <w:rFonts w:ascii="Arial" w:hAnsi="Arial" w:cs="Arial"/>
+          <w:b/>
+          <w:bCs/>
+          <w:lang w:val="en-IN"/>
+        </w:rPr>
+        <w:t>Engelberg</w:t>
+      </w:r>
+      <w:proofErr w:type="spellEnd"/>
+      <w:r>
+        <w:rPr>
+          <w:rFonts w:ascii="Arial" w:hAnsi="Arial" w:cs="Arial"/>
+          <w:b/>
+          <w:bCs/>
+          <w:lang w:val="en-IN"/>
+        </w:rPr>
+        <w:t xml:space="preserve"> – Mt. </w:t>
+      </w:r>
+      <w:proofErr w:type="spellStart"/>
+      <w:r>
+        <w:rPr>
+          <w:rFonts w:ascii="Arial" w:hAnsi="Arial" w:cs="Arial"/>
+          <w:b/>
+          <w:bCs/>
+          <w:lang w:val="en-IN"/>
+        </w:rPr>
+        <w:t>Titlis</w:t>
+      </w:r>
+      <w:proofErr w:type="spellEnd"/>
+      <w:r>
+        <w:rPr>
+          <w:rFonts w:ascii="Arial" w:hAnsi="Arial" w:cs="Arial"/>
+          <w:b/>
+          <w:bCs/>
+          <w:lang w:val="en-IN"/>
+        </w:rPr>
+        <w:t xml:space="preserve"> – Lucerne</w:t>
+      </w:r>
+      <w:r>
+        <w:rPr>
+          <w:rFonts w:ascii="Arial" w:hAnsi="Arial" w:cs="Arial"/>
+          <w:lang w:val="en-IN"/>
+        </w:rPr>
+        <w:br/>
+        <w:t xml:space="preserve">After breakfast, proceed to </w:t>
+      </w:r>
+      <w:proofErr w:type="spellStart"/>
+      <w:r>
+        <w:rPr>
+          <w:rFonts w:ascii="Arial" w:hAnsi="Arial" w:cs="Arial"/>
+          <w:lang w:val="en-IN"/>
+        </w:rPr>
+        <w:t>Engelberg</w:t>
+      </w:r>
+      <w:proofErr w:type="spellEnd"/>
+      <w:r>
+        <w:rPr>
+          <w:rFonts w:ascii="Arial" w:hAnsi="Arial" w:cs="Arial"/>
+          <w:lang w:val="en-IN"/>
+        </w:rPr>
+        <w:t xml:space="preserve"> and enjoy an excursion to Mt. </w:t>
+      </w:r>
+      <w:proofErr w:type="spellStart"/>
+      <w:r>
+        <w:rPr>
+          <w:rFonts w:ascii="Arial" w:hAnsi="Arial" w:cs="Arial"/>
+          <w:lang w:val="en-IN"/>
+        </w:rPr>
+        <w:t>Titlis</w:t>
+      </w:r>
+      <w:proofErr w:type="spellEnd"/>
+      <w:r>
+        <w:rPr>
+          <w:rFonts w:ascii="Arial" w:hAnsi="Arial" w:cs="Arial"/>
+          <w:lang w:val="en-IN"/>
+        </w:rPr>
+        <w:t xml:space="preserve"> with Ice Flyer. Later visit Lucerne for an orientation tour before returning to Zurich. Dinner and overnight stay.</w:t>
+      </w:r>
+    </w:p>
+    <w:p>
+      <w:pPr>
+        <w:rPr>
+          <w:rFonts w:ascii="Arial" w:hAnsi="Arial" w:cs="Arial"/>
+          <w:lang w:val="en-IN"/>
+        </w:rPr>
+      </w:pPr>
+      <w:r>
+        <w:rPr>
+          <w:rFonts w:ascii="Arial" w:hAnsi="Arial" w:cs="Arial"/>
+          <w:b/>
+          <w:bCs/>
+          <w:lang w:val="en-IN"/>
+        </w:rPr>
         <w:t>Day 08: Black Forest – Rhine Falls – Heidelberg/Stuttgart</w:t>
       </w:r>
       <w:r>
@@ -813,7 +1172,23 @@
           <w:lang w:val="en-IN"/>
         </w:rPr>
         <w:br/>
-        <w:t>After breakfast, proceed to Brussels for an orientation tour including Atomium and Grand Place. Continue to Paris. Dinner and overnight stay in Paris.</w:t>
+        <w:t xml:space="preserve">After breakfast, proceed to Brussels for an orientation tour including </w:t>
+      </w:r>
+      <w:proofErr w:type="spellStart"/>
+      <w:r>
+        <w:rPr>
+          <w:rFonts w:ascii="Arial" w:hAnsi="Arial" w:cs="Arial"/>
+          <w:lang w:val="en-IN"/>
+        </w:rPr>
+        <w:t>Atomium</w:t>
+      </w:r>
+      <w:proofErr w:type="spellEnd"/>
+      <w:r>
+        <w:rPr>
+          <w:rFonts w:ascii="Arial" w:hAnsi="Arial" w:cs="Arial"/>
+          <w:lang w:val="en-IN"/>
+        </w:rPr>
+        <w:t xml:space="preserve"> and Grand Place. Continue to Paris. Dinner and overnight stay in Paris.</w:t>
       </w:r>
     </w:p>
     <w:p>
@@ -1141,12 +1516,21 @@
           <w:lang w:val="en-IN"/>
         </w:rPr>
       </w:pPr>
-      <w:r>
-        <w:rPr>
-          <w:rFonts w:ascii="Arial" w:hAnsi="Arial" w:cs="Arial"/>
-          <w:lang w:val="en-IN"/>
-        </w:rPr>
-        <w:t xml:space="preserve">Accomodation for 20 </w:t>
+      <w:proofErr w:type="spellStart"/>
+      <w:r>
+        <w:rPr>
+          <w:rFonts w:ascii="Arial" w:hAnsi="Arial" w:cs="Arial"/>
+          <w:lang w:val="en-IN"/>
+        </w:rPr>
+        <w:t>Accomodation</w:t>
+      </w:r>
+      <w:proofErr w:type="spellEnd"/>
+      <w:r>
+        <w:rPr>
+          <w:rFonts w:ascii="Arial" w:hAnsi="Arial" w:cs="Arial"/>
+          <w:lang w:val="en-IN"/>
+        </w:rPr>
+        <w:t xml:space="preserve"> for 20 </w:t>
       </w:r>
       <w:r>
         <w:rPr>
@@ -1305,6 +1689,7 @@
           <w:rFonts w:ascii="Arial" w:hAnsi="Arial" w:cs="Arial"/>
           <w:lang w:val="en-IN"/>
         </w:rPr>
+        <w:lastRenderedPageBreak/>
         <w:t xml:space="preserve">Travel insurance (up to 59 years) </w:t>
       </w:r>
     </w:p>
@@ -1379,7 +1764,6 @@
           <w:rFonts w:ascii="Arial" w:hAnsi="Arial" w:cs="Arial"/>
           <w:lang w:val="en-IN"/>
         </w:rPr>
-        <w:lastRenderedPageBreak/>
         <w:t xml:space="preserve">TCS (5% or 10%) on total package cost </w:t>
       </w:r>
     </w:p>
@@ -1603,7 +1987,7 @@
 </file>
 
 <file path=word/endnotes.xml><?xml version="1.0" encoding="utf-8"?>
-<w:endnotes xmlns:wpc="http://schemas.microsoft.com/office/word/2010/wordprocessingCanvas" xmlns:cx="http://schemas.microsoft.com/office/drawing/2014/chartex" xmlns:cx1="http://schemas.microsoft.com/office/drawing/2015/9/8/chartex" xmlns:cx2="http://schemas.microsoft.com/office/drawing/2015/10/21/chartex" xmlns:cx3="http://schemas.microsoft.com/office/drawing/2016/5/9/chartex" xmlns:cx4="http://schemas.microsoft.com/office/drawing/2016/5/10/chartex" xmlns:cx5="http://schemas.microsoft.com/office/drawing/2016/5/11/chartex" xmlns:cx6="http://schemas.microsoft.com/office/drawing/2016/5/12/chartex" xmlns:cx7="http://schemas.microsoft.com/office/drawing/2016/5/13/chartex" xmlns:cx8="http://schemas.microsoft.com/office/drawing/2016/5/14/chartex" xmlns:mc="http://schemas.openxmlformats.org/markup-compatibility/2006" xmlns:aink="http://schemas.microsoft.com/office/drawing/2016/ink" xmlns:am3d="http://schemas.microsoft.com/office/drawing/2017/model3d" xmlns:o="urn:schemas-microsoft-com:office:office" xmlns:oel="http://schemas.microsoft.com/office/2019/extlst" xmlns:r="http://schemas.openxmlformats.org/officeDocument/2006/relationships" xmlns:m="http://schemas.openxmlformats.org/officeDocument/2006/math" xmlns:v="urn:schemas-microsoft-com:vml" xmlns:wp14="http://schemas.microsoft.com/office/word/2010/wordprocessingDrawing" xmlns:wp="http://schemas.openxmlformats.org/drawingml/2006/wordprocessingDrawing" xmlns:w10="urn:schemas-microsoft-com:office:word" xmlns:w="http://schemas.openxmlformats.org/wordprocessingml/2006/main" xmlns:w14="http://schemas.microsoft.com/office/word/2010/wordml" xmlns:w15="http://schemas.microsoft.com/office/word/2012/wordml" xmlns:w16cex="http://schemas.microsoft.com/office/word/2018/wordml/cex" xmlns:w16cid="http://schemas.microsoft.com/office/word/2016/wordml/cid" xmlns:w16="http://schemas.microsoft.com/office/word/2018/wordml" xmlns:w16du="http://schemas.microsoft.com/office/word/2023/wordml/word16du" xmlns:w16sdtdh="http://schemas.microsoft.com/office/word/2020/wordml/sdtdatahash" xmlns:w16sdtfl="http://schemas.microsoft.com/office/word/2024/wordml/sdtformatlock" xmlns:w16se="http://schemas.microsoft.com/office/word/2015/wordml/symex" xmlns:wpg="http://schemas.microsoft.com/office/word/2010/wordprocessingGroup" xmlns:wpi="http://schemas.microsoft.com/office/word/2010/wordprocessingInk" xmlns:wne="http://schemas.microsoft.com/office/word/2006/wordml" xmlns:wps="http://schemas.microsoft.com/office/word/2010/wordprocessingShape" mc:Ignorable="w14 w15 w16se w16cid w16 w16cex w16sdtdh w16sdtfl w16du wp14">
+<w:endnotes xmlns:wpc="http://schemas.microsoft.com/office/word/2010/wordprocessingCanvas" xmlns:cx="http://schemas.microsoft.com/office/drawing/2014/chartex" xmlns:cx1="http://schemas.microsoft.com/office/drawing/2015/9/8/chartex" xmlns:cx2="http://schemas.microsoft.com/office/drawing/2015/10/21/chartex" xmlns:cx3="http://schemas.microsoft.com/office/drawing/2016/5/9/chartex" xmlns:cx4="http://schemas.microsoft.com/office/drawing/2016/5/10/chartex" xmlns:cx5="http://schemas.microsoft.com/office/drawing/2016/5/11/chartex" xmlns:cx6="http://schemas.microsoft.com/office/drawing/2016/5/12/chartex" xmlns:cx7="http://schemas.microsoft.com/office/drawing/2016/5/13/chartex" xmlns:cx8="http://schemas.microsoft.com/office/drawing/2016/5/14/chartex" xmlns:mc="http://schemas.openxmlformats.org/markup-compatibility/2006" xmlns:aink="http://schemas.microsoft.com/office/drawing/2016/ink" xmlns:am3d="http://schemas.microsoft.com/office/drawing/2017/model3d" xmlns:o="urn:schemas-microsoft-com:office:office" xmlns:r="http://schemas.openxmlformats.org/officeDocument/2006/relationships" xmlns:m="http://schemas.openxmlformats.org/officeDocument/2006/math" xmlns:v="urn:schemas-microsoft-com:vml" xmlns:wp14="http://schemas.microsoft.com/office/word/2010/wordprocessingDrawing" xmlns:wp="http://schemas.openxmlformats.org/drawingml/2006/wordprocessingDrawing" xmlns:w10="urn:schemas-microsoft-com:office:word" xmlns:w="http://schemas.openxmlformats.org/wordprocessingml/2006/main" xmlns:w14="http://schemas.microsoft.com/office/word/2010/wordml" xmlns:w15="http://schemas.microsoft.com/office/word/2012/wordml" xmlns:w16cid="http://schemas.microsoft.com/office/word/2016/wordml/cid" xmlns:w16se="http://schemas.microsoft.com/office/word/2015/wordml/symex" xmlns:wpg="http://schemas.microsoft.com/office/word/2010/wordprocessingGroup" xmlns:wpi="http://schemas.microsoft.com/office/word/2010/wordprocessingInk" xmlns:wne="http://schemas.microsoft.com/office/word/2006/wordml" xmlns:wps="http://schemas.microsoft.com/office/word/2010/wordprocessingShape" mc:Ignorable="w14 w15 w16se w16cid wp14">
   <w:endnote w:type="separator" w:id="-1">
     <w:p>
       <w:r>
@@ -1622,7 +2006,7 @@
 </file>
 
 <file path=word/footnotes.xml><?xml version="1.0" encoding="utf-8"?>
-<w:footnotes xmlns:wpc="http://schemas.microsoft.com/office/word/2010/wordprocessingCanvas" xmlns:cx="http://schemas.microsoft.com/office/drawing/2014/chartex" xmlns:cx1="http://schemas.microsoft.com/office/drawing/2015/9/8/chartex" xmlns:cx2="http://schemas.microsoft.com/office/drawing/2015/10/21/chartex" xmlns:cx3="http://schemas.microsoft.com/office/drawing/2016/5/9/chartex" xmlns:cx4="http://schemas.microsoft.com/office/drawing/2016/5/10/chartex" xmlns:cx5="http://schemas.microsoft.com/office/drawing/2016/5/11/chartex" xmlns:cx6="http://schemas.microsoft.com/office/drawing/2016/5/12/chartex" xmlns:cx7="http://schemas.microsoft.com/office/drawing/2016/5/13/chartex" xmlns:cx8="http://schemas.microsoft.com/office/drawing/2016/5/14/chartex" xmlns:mc="http://schemas.openxmlformats.org/markup-compatibility/2006" xmlns:aink="http://schemas.microsoft.com/office/drawing/2016/ink" xmlns:am3d="http://schemas.microsoft.com/office/drawing/2017/model3d" xmlns:o="urn:schemas-microsoft-com:office:office" xmlns:oel="http://schemas.microsoft.com/office/2019/extlst" xmlns:r="http://schemas.openxmlformats.org/officeDocument/2006/relationships" xmlns:m="http://schemas.openxmlformats.org/officeDocument/2006/math" xmlns:v="urn:schemas-microsoft-com:vml" xmlns:wp14="http://schemas.microsoft.com/office/word/2010/wordprocessingDrawing" xmlns:wp="http://schemas.openxmlformats.org/drawingml/2006/wordprocessingDrawing" xmlns:w10="urn:schemas-microsoft-com:office:word" xmlns:w="http://schemas.openxmlformats.org/wordprocessingml/2006/main" xmlns:w14="http://schemas.microsoft.com/office/word/2010/wordml" xmlns:w15="http://schemas.microsoft.com/office/word/2012/wordml" xmlns:w16cex="http://schemas.microsoft.com/office/word/2018/wordml/cex" xmlns:w16cid="http://schemas.microsoft.com/office/word/2016/wordml/cid" xmlns:w16="http://schemas.microsoft.com/office/word/2018/wordml" xmlns:w16du="http://schemas.microsoft.com/office/word/2023/wordml/word16du" xmlns:w16sdtdh="http://schemas.microsoft.com/office/word/2020/wordml/sdtdatahash" xmlns:w16sdtfl="http://schemas.microsoft.com/office/word/2024/wordml/sdtformatlock" xmlns:w16se="http://schemas.microsoft.com/office/word/2015/wordml/symex" xmlns:wpg="http://schemas.microsoft.com/office/word/2010/wordprocessingGroup" xmlns:wpi="http://schemas.microsoft.com/office/word/2010/wordprocessingInk" xmlns:wne="http://schemas.microsoft.com/office/word/2006/wordml" xmlns:wps="http://schemas.microsoft.com/office/word/2010/wordprocessingShape" mc:Ignorable="w14 w15 w16se w16cid w16 w16cex w16sdtdh w16sdtfl w16du wp14">
+<w:footnotes xmlns:wpc="http://schemas.microsoft.com/office/word/2010/wordprocessingCanvas" xmlns:cx="http://schemas.microsoft.com/office/drawing/2014/chartex" xmlns:cx1="http://schemas.microsoft.com/office/drawing/2015/9/8/chartex" xmlns:cx2="http://schemas.microsoft.com/office/drawing/2015/10/21/chartex" xmlns:cx3="http://schemas.microsoft.com/office/drawing/2016/5/9/chartex" xmlns:cx4="http://schemas.microsoft.com/office/drawing/2016/5/10/chartex" xmlns:cx5="http://schemas.microsoft.com/office/drawing/2016/5/11/chartex" xmlns:cx6="http://schemas.microsoft.com/office/drawing/2016/5/12/chartex" xmlns:cx7="http://schemas.microsoft.com/office/drawing/2016/5/13/chartex" xmlns:cx8="http://schemas.microsoft.com/office/drawing/2016/5/14/chartex" xmlns:mc="http://schemas.openxmlformats.org/markup-compatibility/2006" xmlns:aink="http://schemas.microsoft.com/office/drawing/2016/ink" xmlns:am3d="http://schemas.microsoft.com/office/drawing/2017/model3d" xmlns:o="urn:schemas-microsoft-com:office:office" xmlns:r="http://schemas.openxmlformats.org/officeDocument/2006/relationships" xmlns:m="http://schemas.openxmlformats.org/officeDocument/2006/math" xmlns:v="urn:schemas-microsoft-com:vml" xmlns:wp14="http://schemas.microsoft.com/office/word/2010/wordprocessingDrawing" xmlns:wp="http://schemas.openxmlformats.org/drawingml/2006/wordprocessingDrawing" xmlns:w10="urn:schemas-microsoft-com:office:word" xmlns:w="http://schemas.openxmlformats.org/wordprocessingml/2006/main" xmlns:w14="http://schemas.microsoft.com/office/word/2010/wordml" xmlns:w15="http://schemas.microsoft.com/office/word/2012/wordml" xmlns:w16cid="http://schemas.microsoft.com/office/word/2016/wordml/cid" xmlns:w16se="http://schemas.microsoft.com/office/word/2015/wordml/symex" xmlns:wpg="http://schemas.microsoft.com/office/word/2010/wordprocessingGroup" xmlns:wpi="http://schemas.microsoft.com/office/word/2010/wordprocessingInk" xmlns:wne="http://schemas.microsoft.com/office/word/2006/wordml" xmlns:wps="http://schemas.microsoft.com/office/word/2010/wordprocessingShape" mc:Ignorable="w14 w15 w16se w16cid wp14">
   <w:footnote w:type="separator" w:id="-1">
     <w:p>
       <w:r>
@@ -1641,7 +2025,7 @@
 </file>
 
 <file path=word/header1.xml><?xml version="1.0" encoding="utf-8"?>
-<w:hdr xmlns:wpc="http://schemas.microsoft.com/office/word/2010/wordprocessingCanvas" xmlns:cx="http://schemas.microsoft.com/office/drawing/2014/chartex" xmlns:cx1="http://schemas.microsoft.com/office/drawing/2015/9/8/chartex" xmlns:cx2="http://schemas.microsoft.com/office/drawing/2015/10/21/chartex" xmlns:cx3="http://schemas.microsoft.com/office/drawing/2016/5/9/chartex" xmlns:cx4="http://schemas.microsoft.com/office/drawing/2016/5/10/chartex" xmlns:cx5="http://schemas.microsoft.com/office/drawing/2016/5/11/chartex" xmlns:cx6="http://schemas.microsoft.com/office/drawing/2016/5/12/chartex" xmlns:cx7="http://schemas.microsoft.com/office/drawing/2016/5/13/chartex" xmlns:cx8="http://schemas.microsoft.com/office/drawing/2016/5/14/chartex" xmlns:mc="http://schemas.openxmlformats.org/markup-compatibility/2006" xmlns:aink="http://schemas.microsoft.com/office/drawing/2016/ink" xmlns:am3d="http://schemas.microsoft.com/office/drawing/2017/model3d" xmlns:o="urn:schemas-microsoft-com:office:office" xmlns:oel="http://schemas.microsoft.com/office/2019/extlst" xmlns:r="http://schemas.openxmlformats.org/officeDocument/2006/relationships" xmlns:m="http://schemas.openxmlformats.org/officeDocument/2006/math" xmlns:v="urn:schemas-microsoft-com:vml" xmlns:wp14="http://schemas.microsoft.com/office/word/2010/wordprocessingDrawing" xmlns:wp="http://schemas.openxmlformats.org/drawingml/2006/wordprocessingDrawing" xmlns:w10="urn:schemas-microsoft-com:office:word" xmlns:w="http://schemas.openxmlformats.org/wordprocessingml/2006/main" xmlns:w14="http://schemas.microsoft.com/office/word/2010/wordml" xmlns:w15="http://schemas.microsoft.com/office/word/2012/wordml" xmlns:w16cex="http://schemas.microsoft.com/office/word/2018/wordml/cex" xmlns:w16cid="http://schemas.microsoft.com/office/word/2016/wordml/cid" xmlns:w16="http://schemas.microsoft.com/office/word/2018/wordml" xmlns:w16du="http://schemas.microsoft.com/office/word/2023/wordml/word16du" xmlns:w16sdtdh="http://schemas.microsoft.com/office/word/2020/wordml/sdtdatahash" xmlns:w16sdtfl="http://schemas.microsoft.com/office/word/2024/wordml/sdtformatlock" xmlns:w16se="http://schemas.microsoft.com/office/word/2015/wordml/symex" xmlns:wpg="http://schemas.microsoft.com/office/word/2010/wordprocessingGroup" xmlns:wpi="http://schemas.microsoft.com/office/word/2010/wordprocessingInk" xmlns:wne="http://schemas.microsoft.com/office/word/2006/wordml" xmlns:wps="http://schemas.microsoft.com/office/word/2010/wordprocessingShape" mc:Ignorable="w14 w15 w16se w16cid w16 w16cex w16sdtdh w16sdtfl w16du wp14">
+<w:hdr xmlns:wpc="http://schemas.microsoft.com/office/word/2010/wordprocessingCanvas" xmlns:cx="http://schemas.microsoft.com/office/drawing/2014/chartex" xmlns:cx1="http://schemas.microsoft.com/office/drawing/2015/9/8/chartex" xmlns:cx2="http://schemas.microsoft.com/office/drawing/2015/10/21/chartex" xmlns:cx3="http://schemas.microsoft.com/office/drawing/2016/5/9/chartex" xmlns:cx4="http://schemas.microsoft.com/office/drawing/2016/5/10/chartex" xmlns:cx5="http://schemas.microsoft.com/office/drawing/2016/5/11/chartex" xmlns:cx6="http://schemas.microsoft.com/office/drawing/2016/5/12/chartex" xmlns:cx7="http://schemas.microsoft.com/office/drawing/2016/5/13/chartex" xmlns:cx8="http://schemas.microsoft.com/office/drawing/2016/5/14/chartex" xmlns:mc="http://schemas.openxmlformats.org/markup-compatibility/2006" xmlns:aink="http://schemas.microsoft.com/office/drawing/2016/ink" xmlns:am3d="http://schemas.microsoft.com/office/drawing/2017/model3d" xmlns:o="urn:schemas-microsoft-com:office:office" xmlns:r="http://schemas.openxmlformats.org/officeDocument/2006/relationships" xmlns:m="http://schemas.openxmlformats.org/officeDocument/2006/math" xmlns:v="urn:schemas-microsoft-com:vml" xmlns:wp14="http://schemas.microsoft.com/office/word/2010/wordprocessingDrawing" xmlns:wp="http://schemas.openxmlformats.org/drawingml/2006/wordprocessingDrawing" xmlns:w10="urn:schemas-microsoft-com:office:word" xmlns:w="http://schemas.openxmlformats.org/wordprocessingml/2006/main" xmlns:w14="http://schemas.microsoft.com/office/word/2010/wordml" xmlns:w15="http://schemas.microsoft.com/office/word/2012/wordml" xmlns:w16cid="http://schemas.microsoft.com/office/word/2016/wordml/cid" xmlns:w16se="http://schemas.microsoft.com/office/word/2015/wordml/symex" xmlns:wpg="http://schemas.microsoft.com/office/word/2010/wordprocessingGroup" xmlns:wpi="http://schemas.microsoft.com/office/word/2010/wordprocessingInk" xmlns:wne="http://schemas.microsoft.com/office/word/2006/wordml" xmlns:wps="http://schemas.microsoft.com/office/word/2010/wordprocessingShape" mc:Ignorable="w14 w15 w16se w16cid wp14">
   <w:p>
     <w:pPr>
       <w:pStyle w:val="BodyText"/>
@@ -1701,7 +2085,7 @@
 </file>
 
 <file path=word/numbering.xml><?xml version="1.0" encoding="utf-8"?>
-<w:numbering xmlns:wpc="http://schemas.microsoft.com/office/word/2010/wordprocessingCanvas" xmlns:cx="http://schemas.microsoft.com/office/drawing/2014/chartex" xmlns:cx1="http://schemas.microsoft.com/office/drawing/2015/9/8/chartex" xmlns:cx2="http://schemas.microsoft.com/office/drawing/2015/10/21/chartex" xmlns:cx3="http://schemas.microsoft.com/office/drawing/2016/5/9/chartex" xmlns:cx4="http://schemas.microsoft.com/office/drawing/2016/5/10/chartex" xmlns:cx5="http://schemas.microsoft.com/office/drawing/2016/5/11/chartex" xmlns:cx6="http://schemas.microsoft.com/office/drawing/2016/5/12/chartex" xmlns:cx7="http://schemas.microsoft.com/office/drawing/2016/5/13/chartex" xmlns:cx8="http://schemas.microsoft.com/office/drawing/2016/5/14/chartex" xmlns:mc="http://schemas.openxmlformats.org/markup-compatibility/2006" xmlns:aink="http://schemas.microsoft.com/office/drawing/2016/ink" xmlns:am3d="http://schemas.microsoft.com/office/drawing/2017/model3d" xmlns:o="urn:schemas-microsoft-com:office:office" xmlns:oel="http://schemas.microsoft.com/office/2019/extlst" xmlns:r="http://schemas.openxmlformats.org/officeDocument/2006/relationships" xmlns:m="http://schemas.openxmlformats.org/officeDocument/2006/math" xmlns:v="urn:schemas-microsoft-com:vml" xmlns:wp14="http://schemas.microsoft.com/office/word/2010/wordprocessingDrawing" xmlns:wp="http://schemas.openxmlformats.org/drawingml/2006/wordprocessingDrawing" xmlns:w10="urn:schemas-microsoft-com:office:word" xmlns:w="http://schemas.openxmlformats.org/wordprocessingml/2006/main" xmlns:w14="http://schemas.microsoft.com/office/word/2010/wordml" xmlns:w15="http://schemas.microsoft.com/office/word/2012/wordml" xmlns:w16cex="http://schemas.microsoft.com/office/word/2018/wordml/cex" xmlns:w16cid="http://schemas.microsoft.com/office/word/2016/wordml/cid" xmlns:w16="http://schemas.microsoft.com/office/word/2018/wordml" xmlns:w16du="http://schemas.microsoft.com/office/word/2023/wordml/word16du" xmlns:w16sdtdh="http://schemas.microsoft.com/office/word/2020/wordml/sdtdatahash" xmlns:w16sdtfl="http://schemas.microsoft.com/office/word/2024/wordml/sdtformatlock" xmlns:w16se="http://schemas.microsoft.com/office/word/2015/wordml/symex" xmlns:wpg="http://schemas.microsoft.com/office/word/2010/wordprocessingGroup" xmlns:wpi="http://schemas.microsoft.com/office/word/2010/wordprocessingInk" xmlns:wne="http://schemas.microsoft.com/office/word/2006/wordml" xmlns:wps="http://schemas.microsoft.com/office/word/2010/wordprocessingShape" mc:Ignorable="w14 w15 w16se w16cid w16 w16cex w16sdtdh w16sdtfl w16du wp14">
+<w:numbering xmlns:wpc="http://schemas.microsoft.com/office/word/2010/wordprocessingCanvas" xmlns:cx="http://schemas.microsoft.com/office/drawing/2014/chartex" xmlns:cx1="http://schemas.microsoft.com/office/drawing/2015/9/8/chartex" xmlns:cx2="http://schemas.microsoft.com/office/drawing/2015/10/21/chartex" xmlns:cx3="http://schemas.microsoft.com/office/drawing/2016/5/9/chartex" xmlns:cx4="http://schemas.microsoft.com/office/drawing/2016/5/10/chartex" xmlns:cx5="http://schemas.microsoft.com/office/drawing/2016/5/11/chartex" xmlns:cx6="http://schemas.microsoft.com/office/drawing/2016/5/12/chartex" xmlns:cx7="http://schemas.microsoft.com/office/drawing/2016/5/13/chartex" xmlns:cx8="http://schemas.microsoft.com/office/drawing/2016/5/14/chartex" xmlns:mc="http://schemas.openxmlformats.org/markup-compatibility/2006" xmlns:aink="http://schemas.microsoft.com/office/drawing/2016/ink" xmlns:am3d="http://schemas.microsoft.com/office/drawing/2017/model3d" xmlns:o="urn:schemas-microsoft-com:office:office" xmlns:r="http://schemas.openxmlformats.org/officeDocument/2006/relationships" xmlns:m="http://schemas.openxmlformats.org/officeDocument/2006/math" xmlns:v="urn:schemas-microsoft-com:vml" xmlns:wp14="http://schemas.microsoft.com/office/word/2010/wordprocessingDrawing" xmlns:wp="http://schemas.openxmlformats.org/drawingml/2006/wordprocessingDrawing" xmlns:w10="urn:schemas-microsoft-com:office:word" xmlns:w="http://schemas.openxmlformats.org/wordprocessingml/2006/main" xmlns:w14="http://schemas.microsoft.com/office/word/2010/wordml" xmlns:w15="http://schemas.microsoft.com/office/word/2012/wordml" xmlns:w16cid="http://schemas.microsoft.com/office/word/2016/wordml/cid" xmlns:w16se="http://schemas.microsoft.com/office/word/2015/wordml/symex" xmlns:wpg="http://schemas.microsoft.com/office/word/2010/wordprocessingGroup" xmlns:wpi="http://schemas.microsoft.com/office/word/2010/wordprocessingInk" xmlns:wne="http://schemas.microsoft.com/office/word/2006/wordml" xmlns:wps="http://schemas.microsoft.com/office/word/2010/wordprocessingShape" mc:Ignorable="w14 w15 w16se w16cid wp14">
   <w:abstractNum w:abstractNumId="0" w15:restartNumberingAfterBreak="0">
     <w:nsid w:val="0BEB6172"/>
     <w:multiLevelType w:val="multilevel"/>
@@ -2505,6 +2889,119 @@
     </w:lvl>
   </w:abstractNum>
   <w:abstractNum w:abstractNumId="6" w15:restartNumberingAfterBreak="0">
+    <w:nsid w:val="34641DEF"/>
+    <w:multiLevelType w:val="hybridMultilevel"/>
+    <w:tmpl w:val="42006790"/>
+    <w:lvl w:ilvl="0" w:tplc="40090001">
+      <w:start w:val="1"/>
+      <w:numFmt w:val="bullet"/>
+      <w:lvlText w:val=""/>
+      <w:lvlJc w:val="left"/>
+      <w:pPr>
+        <w:ind w:left="720" w:hanging="360"/>
+      </w:pPr>
+      <w:rPr>
+        <w:rFonts w:ascii="Symbol" w:hAnsi="Symbol" w:hint="default"/>
+      </w:rPr>
+    </w:lvl>
+    <w:lvl w:ilvl="1" w:tplc="40090003" w:tentative="1">
+      <w:start w:val="1"/>
+      <w:numFmt w:val="bullet"/>
+      <w:lvlText w:val="o"/>
+      <w:lvlJc w:val="left"/>
+      <w:pPr>
+        <w:ind w:left="1440" w:hanging="360"/>
+      </w:pPr>
+      <w:rPr>
+        <w:rFonts w:ascii="Courier New" w:hAnsi="Courier New" w:cs="Courier New" w:hint="default"/>
+      </w:rPr>
+    </w:lvl>
+    <w:lvl w:ilvl="2" w:tplc="40090005" w:tentative="1">
+      <w:start w:val="1"/>
+      <w:numFmt w:val="bullet"/>
+      <w:lvlText w:val=""/>
+      <w:lvlJc w:val="left"/>
+      <w:pPr>
+        <w:ind w:left="2160" w:hanging="360"/>
+      </w:pPr>
+      <w:rPr>
+        <w:rFonts w:ascii="Wingdings" w:hAnsi="Wingdings" w:hint="default"/>
+      </w:rPr>
+    </w:lvl>
+    <w:lvl w:ilvl="3" w:tplc="40090001" w:tentative="1">
+      <w:start w:val="1"/>
+      <w:numFmt w:val="bullet"/>
+      <w:lvlText w:val=""/>
+      <w:lvlJc w:val="left"/>
+      <w:pPr>
+        <w:ind w:left="2880" w:hanging="360"/>
+      </w:pPr>
+      <w:rPr>
+        <w:rFonts w:ascii="Symbol" w:hAnsi="Symbol" w:hint="default"/>
+      </w:rPr>
+    </w:lvl>
+    <w:lvl w:ilvl="4" w:tplc="40090003" w:tentative="1">
+      <w:start w:val="1"/>
+      <w:numFmt w:val="bullet"/>
+      <w:lvlText w:val="o"/>
+      <w:lvlJc w:val="left"/>
+      <w:pPr>
+        <w:ind w:left="3600" w:hanging="360"/>
+      </w:pPr>
+      <w:rPr>
+        <w:rFonts w:ascii="Courier New" w:hAnsi="Courier New" w:cs="Courier New" w:hint="default"/>
+      </w:rPr>
+    </w:lvl>
+    <w:lvl w:ilvl="5" w:tplc="40090005" w:tentative="1">
+      <w:start w:val="1"/>
+      <w:numFmt w:val="bullet"/>
+      <w:lvlText w:val=""/>
+      <w:lvlJc w:val="left"/>
+      <w:pPr>
+        <w:ind w:left="4320" w:hanging="360"/>
+      </w:pPr>
+      <w:rPr>
+        <w:rFonts w:ascii="Wingdings" w:hAnsi="Wingdings" w:hint="default"/>
+      </w:rPr>
+    </w:lvl>
+    <w:lvl w:ilvl="6" w:tplc="40090001" w:tentative="1">
+      <w:start w:val="1"/>
+      <w:numFmt w:val="bullet"/>
+      <w:lvlText w:val=""/>
+      <w:lvlJc w:val="left"/>
+      <w:pPr>
+        <w:ind w:left="5040" w:hanging="360"/>
+      </w:pPr>
+      <w:rPr>
+        <w:rFonts w:ascii="Symbol" w:hAnsi="Symbol" w:hint="default"/>
+      </w:rPr>
+    </w:lvl>
+    <w:lvl w:ilvl="7" w:tplc="40090003" w:tentative="1">
+      <w:start w:val="1"/>
+      <w:numFmt w:val="bullet"/>
+      <w:lvlText w:val="o"/>
+      <w:lvlJc w:val="left"/>
+      <w:pPr>
+        <w:ind w:left="5760" w:hanging="360"/>
+      </w:pPr>
+      <w:rPr>
+        <w:rFonts w:ascii="Courier New" w:hAnsi="Courier New" w:cs="Courier New" w:hint="default"/>
+      </w:rPr>
+    </w:lvl>
+    <w:lvl w:ilvl="8" w:tplc="40090005" w:tentative="1">
+      <w:start w:val="1"/>
+      <w:numFmt w:val="bullet"/>
+      <w:lvlText w:val=""/>
+      <w:lvlJc w:val="left"/>
+      <w:pPr>
+        <w:ind w:left="6480" w:hanging="360"/>
+      </w:pPr>
+      <w:rPr>
+        <w:rFonts w:ascii="Wingdings" w:hAnsi="Wingdings" w:hint="default"/>
+      </w:rPr>
+    </w:lvl>
+  </w:abstractNum>
+  <w:abstractNum w:abstractNumId="7" w15:restartNumberingAfterBreak="0">
     <w:nsid w:val="7D557ABC"/>
     <w:multiLevelType w:val="multilevel"/>
     <w:tmpl w:val="9FD2D19C"/>
@@ -2653,32 +3150,35 @@
       </w:rPr>
     </w:lvl>
   </w:abstractNum>
-  <w:num w:numId="1" w16cid:durableId="1971208506">
+  <w:num w:numId="1">
     <w:abstractNumId w:val="4"/>
   </w:num>
-  <w:num w:numId="2" w16cid:durableId="1847741302">
+  <w:num w:numId="2">
     <w:abstractNumId w:val="3"/>
   </w:num>
-  <w:num w:numId="3" w16cid:durableId="1511988284">
+  <w:num w:numId="3">
     <w:abstractNumId w:val="0"/>
   </w:num>
-  <w:num w:numId="4" w16cid:durableId="1327325662">
+  <w:num w:numId="4">
     <w:abstractNumId w:val="5"/>
   </w:num>
-  <w:num w:numId="5" w16cid:durableId="1238787185">
-    <w:abstractNumId w:val="6"/>
+  <w:num w:numId="5">
+    <w:abstractNumId w:val="7"/>
   </w:num>
-  <w:num w:numId="6" w16cid:durableId="1039090604">
+  <w:num w:numId="6">
     <w:abstractNumId w:val="2"/>
   </w:num>
-  <w:num w:numId="7" w16cid:durableId="1280338673">
+  <w:num w:numId="7">
     <w:abstractNumId w:val="1"/>
+  </w:num>
+  <w:num w:numId="8">
+    <w:abstractNumId w:val="6"/>
   </w:num>
 </w:numbering>
 </file>
 
 <file path=word/styles.xml><?xml version="1.0" encoding="utf-8"?>
-<w:styles xmlns:mc="http://schemas.openxmlformats.org/markup-compatibility/2006" xmlns:r="http://schemas.openxmlformats.org/officeDocument/2006/relationships" xmlns:w="http://schemas.openxmlformats.org/wordprocessingml/2006/main" xmlns:w14="http://schemas.microsoft.com/office/word/2010/wordml" xmlns:w15="http://schemas.microsoft.com/office/word/2012/wordml" xmlns:w16cex="http://schemas.microsoft.com/office/word/2018/wordml/cex" xmlns:w16cid="http://schemas.microsoft.com/office/word/2016/wordml/cid" xmlns:w16="http://schemas.microsoft.com/office/word/2018/wordml" xmlns:w16du="http://schemas.microsoft.com/office/word/2023/wordml/word16du" xmlns:w16sdtdh="http://schemas.microsoft.com/office/word/2020/wordml/sdtdatahash" xmlns:w16sdtfl="http://schemas.microsoft.com/office/word/2024/wordml/sdtformatlock" xmlns:w16se="http://schemas.microsoft.com/office/word/2015/wordml/symex" mc:Ignorable="w14 w15 w16se w16cid w16 w16cex w16sdtdh w16sdtfl w16du">
+<w:styles xmlns:mc="http://schemas.openxmlformats.org/markup-compatibility/2006" xmlns:r="http://schemas.openxmlformats.org/officeDocument/2006/relationships" xmlns:w="http://schemas.openxmlformats.org/wordprocessingml/2006/main" xmlns:w14="http://schemas.microsoft.com/office/word/2010/wordml" xmlns:w15="http://schemas.microsoft.com/office/word/2012/wordml" xmlns:w16cid="http://schemas.microsoft.com/office/word/2016/wordml/cid" xmlns:w16se="http://schemas.microsoft.com/office/word/2015/wordml/symex" mc:Ignorable="w14 w15 w16se w16cid">
   <w:docDefaults>
     <w:rPrDefault>
       <w:rPr>
@@ -2696,7 +3196,7 @@
       </w:pPr>
     </w:pPrDefault>
   </w:docDefaults>
-  <w:latentStyles w:defLockedState="0" w:defUIPriority="99" w:defSemiHidden="0" w:defUnhideWhenUsed="0" w:defQFormat="0" w:count="376">
+  <w:latentStyles w:defLockedState="0" w:defUIPriority="99" w:defSemiHidden="0" w:defUnhideWhenUsed="0" w:defQFormat="0" w:count="375">
     <w:lsdException w:name="Normal" w:uiPriority="0" w:qFormat="1"/>
     <w:lsdException w:name="heading 1" w:uiPriority="9" w:qFormat="1"/>
     <w:lsdException w:name="heading 2" w:semiHidden="1" w:uiPriority="9" w:unhideWhenUsed="1" w:qFormat="1"/>
@@ -3072,7 +3572,6 @@
     <w:lsdException w:name="Smart Hyperlink" w:semiHidden="1" w:unhideWhenUsed="1"/>
     <w:lsdException w:name="Hashtag" w:semiHidden="1" w:unhideWhenUsed="1"/>
     <w:lsdException w:name="Unresolved Mention" w:semiHidden="1" w:unhideWhenUsed="1"/>
-    <w:lsdException w:name="Smart Link" w:semiHidden="1" w:unhideWhenUsed="1"/>
   </w:latentStyles>
   <w:style w:type="paragraph" w:default="1" w:styleId="Normal">
     <w:name w:val="Normal"/>
@@ -3142,6 +3641,7 @@
   <w:style w:type="character" w:default="1" w:styleId="DefaultParagraphFont">
     <w:name w:val="Default Paragraph Font"/>
     <w:uiPriority w:val="1"/>
+    <w:semiHidden/>
     <w:unhideWhenUsed/>
   </w:style>
   <w:style w:type="table" w:default="1" w:styleId="TableNormal">

--- a/public/tours/international/europe/itineraries/17 Days Ultimate Europe & London Journey.docx
+++ b/public/tours/international/europe/itineraries/17 Days Ultimate Europe & London Journey.docx
@@ -422,10 +422,7 @@
     <w:p>
       <w:pPr>
         <w:pStyle w:val="Heading3"/>
-        <w:numPr>
-          <w:ilvl w:val="0"/>
-          <w:numId w:val="8"/>
-        </w:numPr>
+        <w:ind w:left="720"/>
         <w:rPr>
           <w:rFonts w:ascii="Arial" w:eastAsia="Arial MT" w:hAnsi="Arial" w:cs="Arial"/>
           <w:color w:val="auto"/>
@@ -433,7 +430,165 @@
           <w:szCs w:val="22"/>
         </w:rPr>
       </w:pPr>
-      <w:r>
+    </w:p>
+    <w:p>
+      <w:pPr>
+        <w:pStyle w:val="BodyText"/>
+        <w:numPr>
+          <w:ilvl w:val="0"/>
+          <w:numId w:val="10"/>
+        </w:numPr>
+      </w:pPr>
+      <w:r>
+        <w:t>Rome – Mercure Rome West (2N)</w:t>
+      </w:r>
+      <w:bookmarkStart w:id="0" w:name="_GoBack"/>
+      <w:bookmarkEnd w:id="0"/>
+    </w:p>
+    <w:p>
+      <w:pPr>
+        <w:pStyle w:val="BodyText"/>
+        <w:numPr>
+          <w:ilvl w:val="0"/>
+          <w:numId w:val="10"/>
+        </w:numPr>
+      </w:pPr>
+      <w:r>
+        <w:t>Florence – Hotel Miro (1N)</w:t>
+      </w:r>
+    </w:p>
+    <w:p>
+      <w:pPr>
+        <w:pStyle w:val="BodyText"/>
+        <w:numPr>
+          <w:ilvl w:val="0"/>
+          <w:numId w:val="10"/>
+        </w:numPr>
+      </w:pPr>
+      <w:r>
+        <w:t>Padova – AC Padova (1N)</w:t>
+      </w:r>
+    </w:p>
+    <w:p>
+      <w:pPr>
+        <w:pStyle w:val="BodyText"/>
+        <w:numPr>
+          <w:ilvl w:val="0"/>
+          <w:numId w:val="10"/>
+        </w:numPr>
+      </w:pPr>
+      <w:r>
+        <w:t xml:space="preserve">Innsbruck – Hotel </w:t>
+      </w:r>
+      <w:proofErr w:type="spellStart"/>
+      <w:r>
+        <w:t>Alpenkönig</w:t>
+      </w:r>
+      <w:proofErr w:type="spellEnd"/>
+      <w:r>
+        <w:t xml:space="preserve"> / Hotel Belmont (1N)</w:t>
+      </w:r>
+    </w:p>
+    <w:p>
+      <w:pPr>
+        <w:pStyle w:val="BodyText"/>
+        <w:numPr>
+          <w:ilvl w:val="0"/>
+          <w:numId w:val="10"/>
+        </w:numPr>
+      </w:pPr>
+      <w:r>
+        <w:t xml:space="preserve">Zurich – </w:t>
+      </w:r>
+      <w:proofErr w:type="spellStart"/>
+      <w:r>
+        <w:t>Mövenpick</w:t>
+      </w:r>
+      <w:proofErr w:type="spellEnd"/>
+      <w:r>
+        <w:t xml:space="preserve"> </w:t>
+      </w:r>
+      <w:proofErr w:type="spellStart"/>
+      <w:r>
+        <w:t>Regensdorf</w:t>
+      </w:r>
+      <w:proofErr w:type="spellEnd"/>
+      <w:r>
+        <w:t xml:space="preserve"> (2N)</w:t>
+      </w:r>
+    </w:p>
+    <w:p>
+      <w:pPr>
+        <w:pStyle w:val="BodyText"/>
+        <w:numPr>
+          <w:ilvl w:val="0"/>
+          <w:numId w:val="10"/>
+        </w:numPr>
+      </w:pPr>
+      <w:r>
+        <w:t>Heidelberg – NH Weinheim (1N)</w:t>
+      </w:r>
+    </w:p>
+    <w:p>
+      <w:pPr>
+        <w:pStyle w:val="BodyText"/>
+        <w:numPr>
+          <w:ilvl w:val="0"/>
+          <w:numId w:val="10"/>
+        </w:numPr>
+      </w:pPr>
+      <w:r>
+        <w:t>Cologne – Leonardo Hotel Cologne (1N)</w:t>
+      </w:r>
+    </w:p>
+    <w:p>
+      <w:pPr>
+        <w:pStyle w:val="BodyText"/>
+        <w:numPr>
+          <w:ilvl w:val="0"/>
+          <w:numId w:val="10"/>
+        </w:numPr>
+      </w:pPr>
+      <w:r>
+        <w:t>Amsterdam – Hyatt Palace Airport (1N)</w:t>
+      </w:r>
+    </w:p>
+    <w:p>
+      <w:pPr>
+        <w:pStyle w:val="BodyText"/>
+        <w:numPr>
+          <w:ilvl w:val="0"/>
+          <w:numId w:val="10"/>
+        </w:numPr>
+      </w:pPr>
+      <w:r>
+        <w:t>Paris – Mercure CDG (3N)</w:t>
+      </w:r>
+    </w:p>
+    <w:p>
+      <w:pPr>
+        <w:pStyle w:val="BodyText"/>
+        <w:numPr>
+          <w:ilvl w:val="0"/>
+          <w:numId w:val="10"/>
+        </w:numPr>
+      </w:pPr>
+      <w:r>
+        <w:t>London – Renaissance London Heathrow (3N)</w:t>
+      </w:r>
+    </w:p>
+    <w:p>
+      <w:pPr>
+        <w:pStyle w:val="Heading3"/>
+        <w:rPr>
+          <w:rFonts w:ascii="Arial" w:hAnsi="Arial" w:cs="Arial"/>
+          <w:lang w:val="en-IN"/>
+        </w:rPr>
+      </w:pPr>
+    </w:p>
+    <w:p>
+      <w:pPr>
+        <w:pStyle w:val="Heading3"/>
         <w:rPr>
           <w:rFonts w:ascii="Arial" w:eastAsia="Arial MT" w:hAnsi="Arial" w:cs="Arial"/>
           <w:color w:val="auto"/>
@@ -441,305 +596,6 @@
           <w:szCs w:val="22"/>
           <w:lang w:val="en-IN"/>
         </w:rPr>
-        <w:br/>
-      </w:r>
-      <w:r>
-        <w:rPr>
-          <w:rFonts w:ascii="Arial" w:eastAsia="Arial MT" w:hAnsi="Arial" w:cs="Arial"/>
-          <w:color w:val="auto"/>
-          <w:sz w:val="22"/>
-          <w:szCs w:val="22"/>
-        </w:rPr>
-        <w:t>Rome – Mercure Rome West (2N)</w:t>
-      </w:r>
-    </w:p>
-    <w:p>
-      <w:pPr>
-        <w:pStyle w:val="Heading3"/>
-        <w:numPr>
-          <w:ilvl w:val="0"/>
-          <w:numId w:val="8"/>
-        </w:numPr>
-        <w:rPr>
-          <w:rFonts w:ascii="Arial" w:eastAsia="Arial MT" w:hAnsi="Arial" w:cs="Arial"/>
-          <w:color w:val="auto"/>
-          <w:sz w:val="22"/>
-          <w:szCs w:val="22"/>
-        </w:rPr>
-      </w:pPr>
-      <w:r>
-        <w:rPr>
-          <w:rFonts w:ascii="Arial" w:eastAsia="Arial MT" w:hAnsi="Arial" w:cs="Arial"/>
-          <w:color w:val="auto"/>
-          <w:sz w:val="22"/>
-          <w:szCs w:val="22"/>
-        </w:rPr>
-        <w:t>Florence – Hotel Miro (1N)</w:t>
-      </w:r>
-    </w:p>
-    <w:p>
-      <w:pPr>
-        <w:pStyle w:val="Heading3"/>
-        <w:numPr>
-          <w:ilvl w:val="0"/>
-          <w:numId w:val="8"/>
-        </w:numPr>
-        <w:rPr>
-          <w:rFonts w:ascii="Arial" w:eastAsia="Arial MT" w:hAnsi="Arial" w:cs="Arial"/>
-          <w:color w:val="auto"/>
-          <w:sz w:val="22"/>
-          <w:szCs w:val="22"/>
-        </w:rPr>
-      </w:pPr>
-      <w:r>
-        <w:rPr>
-          <w:rFonts w:ascii="Arial" w:eastAsia="Arial MT" w:hAnsi="Arial" w:cs="Arial"/>
-          <w:color w:val="auto"/>
-          <w:sz w:val="22"/>
-          <w:szCs w:val="22"/>
-        </w:rPr>
-        <w:t>Padova – AC Padova (1N)</w:t>
-      </w:r>
-      <w:bookmarkStart w:id="0" w:name="_GoBack"/>
-      <w:bookmarkEnd w:id="0"/>
-    </w:p>
-    <w:p>
-      <w:pPr>
-        <w:pStyle w:val="Heading3"/>
-        <w:numPr>
-          <w:ilvl w:val="0"/>
-          <w:numId w:val="8"/>
-        </w:numPr>
-        <w:rPr>
-          <w:rFonts w:ascii="Arial" w:eastAsia="Arial MT" w:hAnsi="Arial" w:cs="Arial"/>
-          <w:color w:val="auto"/>
-          <w:sz w:val="22"/>
-          <w:szCs w:val="22"/>
-        </w:rPr>
-      </w:pPr>
-      <w:r>
-        <w:rPr>
-          <w:rFonts w:ascii="Arial" w:eastAsia="Arial MT" w:hAnsi="Arial" w:cs="Arial"/>
-          <w:color w:val="auto"/>
-          <w:sz w:val="22"/>
-          <w:szCs w:val="22"/>
-        </w:rPr>
-        <w:t xml:space="preserve">Innsbruck – Hotel </w:t>
-      </w:r>
-      <w:proofErr w:type="spellStart"/>
-      <w:r>
-        <w:rPr>
-          <w:rFonts w:ascii="Arial" w:eastAsia="Arial MT" w:hAnsi="Arial" w:cs="Arial"/>
-          <w:color w:val="auto"/>
-          <w:sz w:val="22"/>
-          <w:szCs w:val="22"/>
-        </w:rPr>
-        <w:t>Alpenkönig</w:t>
-      </w:r>
-      <w:proofErr w:type="spellEnd"/>
-      <w:r>
-        <w:rPr>
-          <w:rFonts w:ascii="Arial" w:eastAsia="Arial MT" w:hAnsi="Arial" w:cs="Arial"/>
-          <w:color w:val="auto"/>
-          <w:sz w:val="22"/>
-          <w:szCs w:val="22"/>
-        </w:rPr>
-        <w:t xml:space="preserve"> / Hotel Belmont (1N)</w:t>
-      </w:r>
-    </w:p>
-    <w:p>
-      <w:pPr>
-        <w:pStyle w:val="Heading3"/>
-        <w:numPr>
-          <w:ilvl w:val="0"/>
-          <w:numId w:val="8"/>
-        </w:numPr>
-        <w:rPr>
-          <w:rFonts w:ascii="Arial" w:eastAsia="Arial MT" w:hAnsi="Arial" w:cs="Arial"/>
-          <w:color w:val="auto"/>
-          <w:sz w:val="22"/>
-          <w:szCs w:val="22"/>
-        </w:rPr>
-      </w:pPr>
-      <w:r>
-        <w:rPr>
-          <w:rFonts w:ascii="Arial" w:eastAsia="Arial MT" w:hAnsi="Arial" w:cs="Arial"/>
-          <w:color w:val="auto"/>
-          <w:sz w:val="22"/>
-          <w:szCs w:val="22"/>
-        </w:rPr>
-        <w:t xml:space="preserve">Zurich – </w:t>
-      </w:r>
-      <w:proofErr w:type="spellStart"/>
-      <w:r>
-        <w:rPr>
-          <w:rFonts w:ascii="Arial" w:eastAsia="Arial MT" w:hAnsi="Arial" w:cs="Arial"/>
-          <w:color w:val="auto"/>
-          <w:sz w:val="22"/>
-          <w:szCs w:val="22"/>
-        </w:rPr>
-        <w:t>Mövenpick</w:t>
-      </w:r>
-      <w:proofErr w:type="spellEnd"/>
-      <w:r>
-        <w:rPr>
-          <w:rFonts w:ascii="Arial" w:eastAsia="Arial MT" w:hAnsi="Arial" w:cs="Arial"/>
-          <w:color w:val="auto"/>
-          <w:sz w:val="22"/>
-          <w:szCs w:val="22"/>
-        </w:rPr>
-        <w:t xml:space="preserve"> </w:t>
-      </w:r>
-      <w:proofErr w:type="spellStart"/>
-      <w:r>
-        <w:rPr>
-          <w:rFonts w:ascii="Arial" w:eastAsia="Arial MT" w:hAnsi="Arial" w:cs="Arial"/>
-          <w:color w:val="auto"/>
-          <w:sz w:val="22"/>
-          <w:szCs w:val="22"/>
-        </w:rPr>
-        <w:t>Regensdorf</w:t>
-      </w:r>
-      <w:proofErr w:type="spellEnd"/>
-      <w:r>
-        <w:rPr>
-          <w:rFonts w:ascii="Arial" w:eastAsia="Arial MT" w:hAnsi="Arial" w:cs="Arial"/>
-          <w:color w:val="auto"/>
-          <w:sz w:val="22"/>
-          <w:szCs w:val="22"/>
-        </w:rPr>
-        <w:t xml:space="preserve"> (2N)</w:t>
-      </w:r>
-    </w:p>
-    <w:p>
-      <w:pPr>
-        <w:pStyle w:val="Heading3"/>
-        <w:numPr>
-          <w:ilvl w:val="0"/>
-          <w:numId w:val="8"/>
-        </w:numPr>
-        <w:rPr>
-          <w:rFonts w:ascii="Arial" w:eastAsia="Arial MT" w:hAnsi="Arial" w:cs="Arial"/>
-          <w:color w:val="auto"/>
-          <w:sz w:val="22"/>
-          <w:szCs w:val="22"/>
-        </w:rPr>
-      </w:pPr>
-      <w:r>
-        <w:rPr>
-          <w:rFonts w:ascii="Arial" w:eastAsia="Arial MT" w:hAnsi="Arial" w:cs="Arial"/>
-          <w:color w:val="auto"/>
-          <w:sz w:val="22"/>
-          <w:szCs w:val="22"/>
-        </w:rPr>
-        <w:t>Heidelberg – NH Weinheim (1N)</w:t>
-      </w:r>
-    </w:p>
-    <w:p>
-      <w:pPr>
-        <w:pStyle w:val="Heading3"/>
-        <w:numPr>
-          <w:ilvl w:val="0"/>
-          <w:numId w:val="8"/>
-        </w:numPr>
-        <w:rPr>
-          <w:rFonts w:ascii="Arial" w:eastAsia="Arial MT" w:hAnsi="Arial" w:cs="Arial"/>
-          <w:color w:val="auto"/>
-          <w:sz w:val="22"/>
-          <w:szCs w:val="22"/>
-        </w:rPr>
-      </w:pPr>
-      <w:r>
-        <w:rPr>
-          <w:rFonts w:ascii="Arial" w:eastAsia="Arial MT" w:hAnsi="Arial" w:cs="Arial"/>
-          <w:color w:val="auto"/>
-          <w:sz w:val="22"/>
-          <w:szCs w:val="22"/>
-        </w:rPr>
-        <w:t>Cologne – Leonardo Hotel Cologne (1N)</w:t>
-      </w:r>
-    </w:p>
-    <w:p>
-      <w:pPr>
-        <w:pStyle w:val="Heading3"/>
-        <w:numPr>
-          <w:ilvl w:val="0"/>
-          <w:numId w:val="8"/>
-        </w:numPr>
-        <w:rPr>
-          <w:rFonts w:ascii="Arial" w:eastAsia="Arial MT" w:hAnsi="Arial" w:cs="Arial"/>
-          <w:color w:val="auto"/>
-          <w:sz w:val="22"/>
-          <w:szCs w:val="22"/>
-        </w:rPr>
-      </w:pPr>
-      <w:r>
-        <w:rPr>
-          <w:rFonts w:ascii="Arial" w:eastAsia="Arial MT" w:hAnsi="Arial" w:cs="Arial"/>
-          <w:color w:val="auto"/>
-          <w:sz w:val="22"/>
-          <w:szCs w:val="22"/>
-        </w:rPr>
-        <w:t>Amsterdam – Hyatt Palace Airport (1N)</w:t>
-      </w:r>
-    </w:p>
-    <w:p>
-      <w:pPr>
-        <w:pStyle w:val="Heading3"/>
-        <w:numPr>
-          <w:ilvl w:val="0"/>
-          <w:numId w:val="8"/>
-        </w:numPr>
-        <w:rPr>
-          <w:rFonts w:ascii="Arial" w:eastAsia="Arial MT" w:hAnsi="Arial" w:cs="Arial"/>
-          <w:color w:val="auto"/>
-          <w:sz w:val="22"/>
-          <w:szCs w:val="22"/>
-        </w:rPr>
-      </w:pPr>
-      <w:r>
-        <w:rPr>
-          <w:rFonts w:ascii="Arial" w:eastAsia="Arial MT" w:hAnsi="Arial" w:cs="Arial"/>
-          <w:color w:val="auto"/>
-          <w:sz w:val="22"/>
-          <w:szCs w:val="22"/>
-        </w:rPr>
-        <w:t>Paris – Mercure CDG (3N)</w:t>
-      </w:r>
-    </w:p>
-    <w:p>
-      <w:pPr>
-        <w:pStyle w:val="Heading3"/>
-        <w:numPr>
-          <w:ilvl w:val="0"/>
-          <w:numId w:val="8"/>
-        </w:numPr>
-        <w:rPr>
-          <w:rFonts w:ascii="Arial" w:eastAsia="Arial MT" w:hAnsi="Arial" w:cs="Arial"/>
-          <w:color w:val="auto"/>
-          <w:sz w:val="22"/>
-          <w:szCs w:val="22"/>
-          <w:lang w:val="en-IN"/>
-        </w:rPr>
-      </w:pPr>
-      <w:r>
-        <w:rPr>
-          <w:rFonts w:ascii="Arial" w:eastAsia="Arial MT" w:hAnsi="Arial" w:cs="Arial"/>
-          <w:color w:val="auto"/>
-          <w:sz w:val="22"/>
-          <w:szCs w:val="22"/>
-        </w:rPr>
-        <w:t>London – Renaissance London Heathrow (3N)</w:t>
-      </w:r>
-    </w:p>
-    <w:p>
-      <w:pPr>
-        <w:rPr>
-          <w:rFonts w:ascii="Arial" w:hAnsi="Arial" w:cs="Arial"/>
-          <w:b/>
-          <w:bCs/>
-          <w:lang w:val="en-IN"/>
-        </w:rPr>
       </w:pPr>
       <w:r>
         <w:rPr>
@@ -927,6 +783,23 @@
           <w:lang w:val="en-IN"/>
         </w:rPr>
         <w:br/>
+        <w:t xml:space="preserve">After breakfast, travel to </w:t>
+      </w:r>
+      <w:proofErr w:type="spellStart"/>
+      <w:r>
+        <w:rPr>
+          <w:rFonts w:ascii="Arial" w:hAnsi="Arial" w:cs="Arial"/>
+          <w:lang w:val="en-IN"/>
+        </w:rPr>
+        <w:t>Wattens</w:t>
+      </w:r>
+      <w:proofErr w:type="spellEnd"/>
+      <w:r>
+        <w:rPr>
+          <w:rFonts w:ascii="Arial" w:hAnsi="Arial" w:cs="Arial"/>
+          <w:lang w:val="en-IN"/>
+        </w:rPr>
+        <w:t xml:space="preserve"> to visit Swarovski Crystal Worlds. Continue to Innsbruck for an </w:t>
       </w:r>
       <w:r>
         <w:rPr>
@@ -934,23 +807,7 @@
           <w:lang w:val="en-IN"/>
         </w:rPr>
         <w:lastRenderedPageBreak/>
-        <w:t xml:space="preserve">After breakfast, travel to </w:t>
-      </w:r>
-      <w:proofErr w:type="spellStart"/>
-      <w:r>
-        <w:rPr>
-          <w:rFonts w:ascii="Arial" w:hAnsi="Arial" w:cs="Arial"/>
-          <w:lang w:val="en-IN"/>
-        </w:rPr>
-        <w:t>Wattens</w:t>
-      </w:r>
-      <w:proofErr w:type="spellEnd"/>
-      <w:r>
-        <w:rPr>
-          <w:rFonts w:ascii="Arial" w:hAnsi="Arial" w:cs="Arial"/>
-          <w:lang w:val="en-IN"/>
-        </w:rPr>
-        <w:t xml:space="preserve"> to visit Swarovski Crystal Worlds. Continue to Innsbruck for an orientation tour. Dinner and overnight stay in Innsbruck.</w:t>
+        <w:t>orientation tour. Dinner and overnight stay in Innsbruck.</w:t>
       </w:r>
     </w:p>
     <w:p>
@@ -1689,26 +1546,26 @@
           <w:rFonts w:ascii="Arial" w:hAnsi="Arial" w:cs="Arial"/>
           <w:lang w:val="en-IN"/>
         </w:rPr>
+        <w:t xml:space="preserve">Travel insurance (up to 59 years) </w:t>
+      </w:r>
+    </w:p>
+    <w:p>
+      <w:pPr>
+        <w:numPr>
+          <w:ilvl w:val="0"/>
+          <w:numId w:val="5"/>
+        </w:numPr>
+        <w:rPr>
+          <w:rFonts w:ascii="Arial" w:hAnsi="Arial" w:cs="Arial"/>
+          <w:lang w:val="en-IN"/>
+        </w:rPr>
+      </w:pPr>
+      <w:r>
+        <w:rPr>
+          <w:rFonts w:ascii="Arial" w:hAnsi="Arial" w:cs="Arial"/>
+          <w:lang w:val="en-IN"/>
+        </w:rPr>
         <w:lastRenderedPageBreak/>
-        <w:t xml:space="preserve">Travel insurance (up to 59 years) </w:t>
-      </w:r>
-    </w:p>
-    <w:p>
-      <w:pPr>
-        <w:numPr>
-          <w:ilvl w:val="0"/>
-          <w:numId w:val="5"/>
-        </w:numPr>
-        <w:rPr>
-          <w:rFonts w:ascii="Arial" w:hAnsi="Arial" w:cs="Arial"/>
-          <w:lang w:val="en-IN"/>
-        </w:rPr>
-      </w:pPr>
-      <w:r>
-        <w:rPr>
-          <w:rFonts w:ascii="Arial" w:hAnsi="Arial" w:cs="Arial"/>
-          <w:lang w:val="en-IN"/>
-        </w:rPr>
         <w:t xml:space="preserve">GST and local taxes </w:t>
       </w:r>
     </w:p>
@@ -3002,6 +2859,232 @@
     </w:lvl>
   </w:abstractNum>
   <w:abstractNum w:abstractNumId="7" w15:restartNumberingAfterBreak="0">
+    <w:nsid w:val="48720A27"/>
+    <w:multiLevelType w:val="hybridMultilevel"/>
+    <w:tmpl w:val="724C5704"/>
+    <w:lvl w:ilvl="0" w:tplc="40090001">
+      <w:start w:val="1"/>
+      <w:numFmt w:val="bullet"/>
+      <w:lvlText w:val=""/>
+      <w:lvlJc w:val="left"/>
+      <w:pPr>
+        <w:ind w:left="720" w:hanging="360"/>
+      </w:pPr>
+      <w:rPr>
+        <w:rFonts w:ascii="Symbol" w:hAnsi="Symbol" w:hint="default"/>
+      </w:rPr>
+    </w:lvl>
+    <w:lvl w:ilvl="1" w:tplc="40090003" w:tentative="1">
+      <w:start w:val="1"/>
+      <w:numFmt w:val="bullet"/>
+      <w:lvlText w:val="o"/>
+      <w:lvlJc w:val="left"/>
+      <w:pPr>
+        <w:ind w:left="1440" w:hanging="360"/>
+      </w:pPr>
+      <w:rPr>
+        <w:rFonts w:ascii="Courier New" w:hAnsi="Courier New" w:cs="Courier New" w:hint="default"/>
+      </w:rPr>
+    </w:lvl>
+    <w:lvl w:ilvl="2" w:tplc="40090005" w:tentative="1">
+      <w:start w:val="1"/>
+      <w:numFmt w:val="bullet"/>
+      <w:lvlText w:val=""/>
+      <w:lvlJc w:val="left"/>
+      <w:pPr>
+        <w:ind w:left="2160" w:hanging="360"/>
+      </w:pPr>
+      <w:rPr>
+        <w:rFonts w:ascii="Wingdings" w:hAnsi="Wingdings" w:hint="default"/>
+      </w:rPr>
+    </w:lvl>
+    <w:lvl w:ilvl="3" w:tplc="40090001" w:tentative="1">
+      <w:start w:val="1"/>
+      <w:numFmt w:val="bullet"/>
+      <w:lvlText w:val=""/>
+      <w:lvlJc w:val="left"/>
+      <w:pPr>
+        <w:ind w:left="2880" w:hanging="360"/>
+      </w:pPr>
+      <w:rPr>
+        <w:rFonts w:ascii="Symbol" w:hAnsi="Symbol" w:hint="default"/>
+      </w:rPr>
+    </w:lvl>
+    <w:lvl w:ilvl="4" w:tplc="40090003" w:tentative="1">
+      <w:start w:val="1"/>
+      <w:numFmt w:val="bullet"/>
+      <w:lvlText w:val="o"/>
+      <w:lvlJc w:val="left"/>
+      <w:pPr>
+        <w:ind w:left="3600" w:hanging="360"/>
+      </w:pPr>
+      <w:rPr>
+        <w:rFonts w:ascii="Courier New" w:hAnsi="Courier New" w:cs="Courier New" w:hint="default"/>
+      </w:rPr>
+    </w:lvl>
+    <w:lvl w:ilvl="5" w:tplc="40090005" w:tentative="1">
+      <w:start w:val="1"/>
+      <w:numFmt w:val="bullet"/>
+      <w:lvlText w:val=""/>
+      <w:lvlJc w:val="left"/>
+      <w:pPr>
+        <w:ind w:left="4320" w:hanging="360"/>
+      </w:pPr>
+      <w:rPr>
+        <w:rFonts w:ascii="Wingdings" w:hAnsi="Wingdings" w:hint="default"/>
+      </w:rPr>
+    </w:lvl>
+    <w:lvl w:ilvl="6" w:tplc="40090001" w:tentative="1">
+      <w:start w:val="1"/>
+      <w:numFmt w:val="bullet"/>
+      <w:lvlText w:val=""/>
+      <w:lvlJc w:val="left"/>
+      <w:pPr>
+        <w:ind w:left="5040" w:hanging="360"/>
+      </w:pPr>
+      <w:rPr>
+        <w:rFonts w:ascii="Symbol" w:hAnsi="Symbol" w:hint="default"/>
+      </w:rPr>
+    </w:lvl>
+    <w:lvl w:ilvl="7" w:tplc="40090003" w:tentative="1">
+      <w:start w:val="1"/>
+      <w:numFmt w:val="bullet"/>
+      <w:lvlText w:val="o"/>
+      <w:lvlJc w:val="left"/>
+      <w:pPr>
+        <w:ind w:left="5760" w:hanging="360"/>
+      </w:pPr>
+      <w:rPr>
+        <w:rFonts w:ascii="Courier New" w:hAnsi="Courier New" w:cs="Courier New" w:hint="default"/>
+      </w:rPr>
+    </w:lvl>
+    <w:lvl w:ilvl="8" w:tplc="40090005" w:tentative="1">
+      <w:start w:val="1"/>
+      <w:numFmt w:val="bullet"/>
+      <w:lvlText w:val=""/>
+      <w:lvlJc w:val="left"/>
+      <w:pPr>
+        <w:ind w:left="6480" w:hanging="360"/>
+      </w:pPr>
+      <w:rPr>
+        <w:rFonts w:ascii="Wingdings" w:hAnsi="Wingdings" w:hint="default"/>
+      </w:rPr>
+    </w:lvl>
+  </w:abstractNum>
+  <w:abstractNum w:abstractNumId="8" w15:restartNumberingAfterBreak="0">
+    <w:nsid w:val="6AB456F9"/>
+    <w:multiLevelType w:val="hybridMultilevel"/>
+    <w:tmpl w:val="D2B286C0"/>
+    <w:lvl w:ilvl="0" w:tplc="40090001">
+      <w:start w:val="1"/>
+      <w:numFmt w:val="bullet"/>
+      <w:lvlText w:val=""/>
+      <w:lvlJc w:val="left"/>
+      <w:pPr>
+        <w:ind w:left="720" w:hanging="360"/>
+      </w:pPr>
+      <w:rPr>
+        <w:rFonts w:ascii="Symbol" w:hAnsi="Symbol" w:hint="default"/>
+      </w:rPr>
+    </w:lvl>
+    <w:lvl w:ilvl="1" w:tplc="40090003" w:tentative="1">
+      <w:start w:val="1"/>
+      <w:numFmt w:val="bullet"/>
+      <w:lvlText w:val="o"/>
+      <w:lvlJc w:val="left"/>
+      <w:pPr>
+        <w:ind w:left="1440" w:hanging="360"/>
+      </w:pPr>
+      <w:rPr>
+        <w:rFonts w:ascii="Courier New" w:hAnsi="Courier New" w:cs="Courier New" w:hint="default"/>
+      </w:rPr>
+    </w:lvl>
+    <w:lvl w:ilvl="2" w:tplc="40090005" w:tentative="1">
+      <w:start w:val="1"/>
+      <w:numFmt w:val="bullet"/>
+      <w:lvlText w:val=""/>
+      <w:lvlJc w:val="left"/>
+      <w:pPr>
+        <w:ind w:left="2160" w:hanging="360"/>
+      </w:pPr>
+      <w:rPr>
+        <w:rFonts w:ascii="Wingdings" w:hAnsi="Wingdings" w:hint="default"/>
+      </w:rPr>
+    </w:lvl>
+    <w:lvl w:ilvl="3" w:tplc="40090001" w:tentative="1">
+      <w:start w:val="1"/>
+      <w:numFmt w:val="bullet"/>
+      <w:lvlText w:val=""/>
+      <w:lvlJc w:val="left"/>
+      <w:pPr>
+        <w:ind w:left="2880" w:hanging="360"/>
+      </w:pPr>
+      <w:rPr>
+        <w:rFonts w:ascii="Symbol" w:hAnsi="Symbol" w:hint="default"/>
+      </w:rPr>
+    </w:lvl>
+    <w:lvl w:ilvl="4" w:tplc="40090003" w:tentative="1">
+      <w:start w:val="1"/>
+      <w:numFmt w:val="bullet"/>
+      <w:lvlText w:val="o"/>
+      <w:lvlJc w:val="left"/>
+      <w:pPr>
+        <w:ind w:left="3600" w:hanging="360"/>
+      </w:pPr>
+      <w:rPr>
+        <w:rFonts w:ascii="Courier New" w:hAnsi="Courier New" w:cs="Courier New" w:hint="default"/>
+      </w:rPr>
+    </w:lvl>
+    <w:lvl w:ilvl="5" w:tplc="40090005" w:tentative="1">
+      <w:start w:val="1"/>
+      <w:numFmt w:val="bullet"/>
+      <w:lvlText w:val=""/>
+      <w:lvlJc w:val="left"/>
+      <w:pPr>
+        <w:ind w:left="4320" w:hanging="360"/>
+      </w:pPr>
+      <w:rPr>
+        <w:rFonts w:ascii="Wingdings" w:hAnsi="Wingdings" w:hint="default"/>
+      </w:rPr>
+    </w:lvl>
+    <w:lvl w:ilvl="6" w:tplc="40090001" w:tentative="1">
+      <w:start w:val="1"/>
+      <w:numFmt w:val="bullet"/>
+      <w:lvlText w:val=""/>
+      <w:lvlJc w:val="left"/>
+      <w:pPr>
+        <w:ind w:left="5040" w:hanging="360"/>
+      </w:pPr>
+      <w:rPr>
+        <w:rFonts w:ascii="Symbol" w:hAnsi="Symbol" w:hint="default"/>
+      </w:rPr>
+    </w:lvl>
+    <w:lvl w:ilvl="7" w:tplc="40090003" w:tentative="1">
+      <w:start w:val="1"/>
+      <w:numFmt w:val="bullet"/>
+      <w:lvlText w:val="o"/>
+      <w:lvlJc w:val="left"/>
+      <w:pPr>
+        <w:ind w:left="5760" w:hanging="360"/>
+      </w:pPr>
+      <w:rPr>
+        <w:rFonts w:ascii="Courier New" w:hAnsi="Courier New" w:cs="Courier New" w:hint="default"/>
+      </w:rPr>
+    </w:lvl>
+    <w:lvl w:ilvl="8" w:tplc="40090005" w:tentative="1">
+      <w:start w:val="1"/>
+      <w:numFmt w:val="bullet"/>
+      <w:lvlText w:val=""/>
+      <w:lvlJc w:val="left"/>
+      <w:pPr>
+        <w:ind w:left="6480" w:hanging="360"/>
+      </w:pPr>
+      <w:rPr>
+        <w:rFonts w:ascii="Wingdings" w:hAnsi="Wingdings" w:hint="default"/>
+      </w:rPr>
+    </w:lvl>
+  </w:abstractNum>
+  <w:abstractNum w:abstractNumId="9" w15:restartNumberingAfterBreak="0">
     <w:nsid w:val="7D557ABC"/>
     <w:multiLevelType w:val="multilevel"/>
     <w:tmpl w:val="9FD2D19C"/>
@@ -3163,7 +3246,7 @@
     <w:abstractNumId w:val="5"/>
   </w:num>
   <w:num w:numId="5">
-    <w:abstractNumId w:val="7"/>
+    <w:abstractNumId w:val="9"/>
   </w:num>
   <w:num w:numId="6">
     <w:abstractNumId w:val="2"/>
@@ -3173,6 +3256,12 @@
   </w:num>
   <w:num w:numId="8">
     <w:abstractNumId w:val="6"/>
+  </w:num>
+  <w:num w:numId="9">
+    <w:abstractNumId w:val="7"/>
+  </w:num>
+  <w:num w:numId="10">
+    <w:abstractNumId w:val="8"/>
   </w:num>
 </w:numbering>
 </file>
@@ -3621,7 +3710,6 @@
     <w:next w:val="Normal"/>
     <w:link w:val="Heading3Char"/>
     <w:uiPriority w:val="9"/>
-    <w:semiHidden/>
     <w:unhideWhenUsed/>
     <w:qFormat/>
     <w:rsid w:val="00B44CB1"/>
@@ -3804,7 +3892,6 @@
     <w:basedOn w:val="DefaultParagraphFont"/>
     <w:link w:val="Heading3"/>
     <w:uiPriority w:val="9"/>
-    <w:semiHidden/>
     <w:rsid w:val="00B44CB1"/>
     <w:rPr>
       <w:rFonts w:asciiTheme="majorHAnsi" w:eastAsiaTheme="majorEastAsia" w:hAnsiTheme="majorHAnsi" w:cstheme="majorBidi"/>
